--- a/src/static/resume.docx
+++ b/src/static/resume.docx
@@ -41,27 +41,42 @@
         <w:keepNext/>
         <w:spacing w:after="0"/>
       </w:pPr>
-      <w:r>
-        <w:t xml:space="preserve">https://www.douglaskent.com</w:t>
-      </w:r>
-    </w:p>
-    <w:p>
-      <w:pPr>
-        <w:keepNext/>
-        <w:spacing w:after="0"/>
-      </w:pPr>
-      <w:r>
-        <w:t xml:space="preserve">https://www.linkedin.com/in/douglas-kent-760876a/</w:t>
-      </w:r>
-    </w:p>
-    <w:p>
-      <w:pPr>
-        <w:keepNext/>
-        <w:spacing w:after="0"/>
-      </w:pPr>
-      <w:r>
-        <w:t xml:space="preserve">https://github.com/dkent600</w:t>
-      </w:r>
+      <w:hyperlink w:history="1" r:id="rIdLink1">
+        <w:r>
+          <w:rPr>
+            <w:rStyle w:val="Hyperlink"/>
+          </w:rPr>
+          <w:t xml:space="preserve">https://www.douglaskent.com</w:t>
+        </w:r>
+      </w:hyperlink>
+    </w:p>
+    <w:p>
+      <w:pPr>
+        <w:keepNext/>
+        <w:spacing w:after="0"/>
+      </w:pPr>
+      <w:hyperlink w:history="1" r:id="rIdLink2">
+        <w:r>
+          <w:rPr>
+            <w:rStyle w:val="Hyperlink"/>
+          </w:rPr>
+          <w:t xml:space="preserve">https://www.linkedin.com/in/douglas-kent-760876a/</w:t>
+        </w:r>
+      </w:hyperlink>
+    </w:p>
+    <w:p>
+      <w:pPr>
+        <w:keepNext w:val="false"/>
+        <w:spacing w:after="0"/>
+      </w:pPr>
+      <w:hyperlink w:history="1" r:id="rIdLink3">
+        <w:r>
+          <w:rPr>
+            <w:rStyle w:val="Hyperlink"/>
+          </w:rPr>
+          <w:t xml:space="preserve">https://github.com/dkent600</w:t>
+        </w:r>
+      </w:hyperlink>
     </w:p>
     <w:p>
       <w:pPr>
@@ -736,14 +751,12 @@
     </w:p>
     <w:p>
       <w:pPr>
-        <w:keepNext/>
+        <w:pStyle w:val="Heading2"/>
+        <w:keepNext/>
+        <w:keepLines/>
         <w:spacing w:after="0" w:before="260"/>
       </w:pPr>
       <w:r>
-        <w:rPr>
-          <w:b/>
-          <w:bCs/>
-        </w:rPr>
         <w:t xml:space="preserve">Technical Lead &amp; LLM Pipeline Architect — Human Lens, AI-native web app</w:t>
       </w:r>
     </w:p>
@@ -761,9 +774,14 @@
         <w:keepNext/>
         <w:spacing w:after="0"/>
       </w:pPr>
-      <w:r>
-        <w:t xml:space="preserve">https://github.com/dkent600/HumanLens</w:t>
-      </w:r>
+      <w:hyperlink w:history="1" r:id="rIdLink4">
+        <w:r>
+          <w:rPr>
+            <w:rStyle w:val="Hyperlink"/>
+          </w:rPr>
+          <w:t xml:space="preserve">https://github.com/dkent600/HumanLens</w:t>
+        </w:r>
+      </w:hyperlink>
     </w:p>
     <w:p>
       <w:pPr>
@@ -926,14 +944,12 @@
     </w:p>
     <w:p>
       <w:pPr>
-        <w:keepNext/>
+        <w:pStyle w:val="Heading2"/>
+        <w:keepNext/>
+        <w:keepLines/>
         <w:spacing w:after="0" w:before="260"/>
       </w:pPr>
       <w:r>
-        <w:rPr>
-          <w:b/>
-          <w:bCs/>
-        </w:rPr>
         <w:t xml:space="preserve">Technical Lead &amp; dApp Architect — Butterfly, Crypto portfolio management dApp</w:t>
       </w:r>
     </w:p>
@@ -951,9 +967,14 @@
         <w:keepNext/>
         <w:spacing w:after="0"/>
       </w:pPr>
-      <w:r>
-        <w:t xml:space="preserve">https://github.com/dkent600/batch-take-profit</w:t>
-      </w:r>
+      <w:hyperlink w:history="1" r:id="rIdLink5">
+        <w:r>
+          <w:rPr>
+            <w:rStyle w:val="Hyperlink"/>
+          </w:rPr>
+          <w:t xml:space="preserve">https://github.com/dkent600/batch-take-profit</w:t>
+        </w:r>
+      </w:hyperlink>
     </w:p>
     <w:p>
       <w:pPr>
@@ -1064,14 +1085,12 @@
     </w:p>
     <w:p>
       <w:pPr>
-        <w:keepNext/>
+        <w:pStyle w:val="Heading2"/>
+        <w:keepNext/>
+        <w:keepLines/>
         <w:spacing w:after="0" w:before="260"/>
       </w:pPr>
       <w:r>
-        <w:rPr>
-          <w:b/>
-          <w:bCs/>
-        </w:rPr>
         <w:t xml:space="preserve">Technical Lead &amp; dApp Architect — Butterfly, Crypto portfolio management service</w:t>
       </w:r>
     </w:p>
@@ -1089,9 +1108,14 @@
         <w:keepNext/>
         <w:spacing w:after="0"/>
       </w:pPr>
-      <w:r>
-        <w:t xml:space="preserve">https://github.com/dkent600/butterfly-services</w:t>
-      </w:r>
+      <w:hyperlink w:history="1" r:id="rIdLink6">
+        <w:r>
+          <w:rPr>
+            <w:rStyle w:val="Hyperlink"/>
+          </w:rPr>
+          <w:t xml:space="preserve">https://github.com/dkent600/butterfly-services</w:t>
+        </w:r>
+      </w:hyperlink>
     </w:p>
     <w:p>
       <w:pPr>
@@ -1241,14 +1265,12 @@
     </w:p>
     <w:p>
       <w:pPr>
-        <w:keepNext/>
+        <w:pStyle w:val="Heading2"/>
+        <w:keepNext/>
+        <w:keepLines/>
         <w:spacing w:after="0" w:before="260"/>
       </w:pPr>
       <w:r>
-        <w:rPr>
-          <w:b/>
-          <w:bCs/>
-        </w:rPr>
         <w:t xml:space="preserve">Blockchain Oracle Developer</w:t>
       </w:r>
     </w:p>
@@ -1266,9 +1288,14 @@
         <w:keepNext/>
         <w:spacing w:after="0"/>
       </w:pPr>
-      <w:r>
-        <w:t xml:space="preserve">https://www.curvelabs.eu/</w:t>
-      </w:r>
+      <w:hyperlink w:history="1" r:id="rIdLink7">
+        <w:r>
+          <w:rPr>
+            <w:rStyle w:val="Hyperlink"/>
+          </w:rPr>
+          <w:t xml:space="preserve">https://www.curvelabs.eu/</w:t>
+        </w:r>
+      </w:hyperlink>
     </w:p>
     <w:p>
       <w:pPr>
@@ -1392,14 +1419,12 @@
     </w:p>
     <w:p>
       <w:pPr>
-        <w:keepNext/>
+        <w:pStyle w:val="Heading2"/>
+        <w:keepNext/>
+        <w:keepLines/>
         <w:spacing w:after="0" w:before="260"/>
       </w:pPr>
       <w:r>
-        <w:rPr>
-          <w:b/>
-          <w:bCs/>
-        </w:rPr>
         <w:t xml:space="preserve">Development Team Lead and Lead Developer</w:t>
       </w:r>
     </w:p>
@@ -1417,9 +1442,14 @@
         <w:keepNext/>
         <w:spacing w:after="0"/>
       </w:pPr>
-      <w:r>
-        <w:t xml:space="preserve">https://www.curvelabs.eu/</w:t>
-      </w:r>
+      <w:hyperlink w:history="1" r:id="rIdLink8">
+        <w:r>
+          <w:rPr>
+            <w:rStyle w:val="Hyperlink"/>
+          </w:rPr>
+          <w:t xml:space="preserve">https://www.curvelabs.eu/</w:t>
+        </w:r>
+      </w:hyperlink>
     </w:p>
     <w:p>
       <w:pPr>
@@ -1621,14 +1651,12 @@
     </w:p>
     <w:p>
       <w:pPr>
-        <w:keepNext/>
+        <w:pStyle w:val="Heading2"/>
+        <w:keepNext/>
+        <w:keepLines/>
         <w:spacing w:after="0" w:before="260"/>
       </w:pPr>
       <w:r>
-        <w:rPr>
-          <w:b/>
-          <w:bCs/>
-        </w:rPr>
         <w:t xml:space="preserve">Senior Lead Developer</w:t>
       </w:r>
     </w:p>
@@ -1646,9 +1674,14 @@
         <w:keepNext/>
         <w:spacing w:after="0"/>
       </w:pPr>
-      <w:r>
-        <w:t xml:space="preserve">https://www.daostack.io/</w:t>
-      </w:r>
+      <w:hyperlink w:history="1" r:id="rIdLink9">
+        <w:r>
+          <w:rPr>
+            <w:rStyle w:val="Hyperlink"/>
+          </w:rPr>
+          <w:t xml:space="preserve">https://www.daostack.io/</w:t>
+        </w:r>
+      </w:hyperlink>
     </w:p>
     <w:p>
       <w:pPr>
@@ -1798,14 +1831,12 @@
     </w:p>
     <w:p>
       <w:pPr>
-        <w:keepNext/>
+        <w:pStyle w:val="Heading2"/>
+        <w:keepNext/>
+        <w:keepLines/>
         <w:spacing w:after="0" w:before="260"/>
       </w:pPr>
       <w:r>
-        <w:rPr>
-          <w:b/>
-          <w:bCs/>
-        </w:rPr>
         <w:t xml:space="preserve">Senior Web Developer</w:t>
       </w:r>
     </w:p>
@@ -1823,9 +1854,14 @@
         <w:keepNext/>
         <w:spacing w:after="0"/>
       </w:pPr>
-      <w:r>
-        <w:t xml:space="preserve">https://www.dicom.com/</w:t>
-      </w:r>
+      <w:hyperlink w:history="1" r:id="rIdLink10">
+        <w:r>
+          <w:rPr>
+            <w:rStyle w:val="Hyperlink"/>
+          </w:rPr>
+          <w:t xml:space="preserve">https://www.dicom.com/</w:t>
+        </w:r>
+      </w:hyperlink>
     </w:p>
     <w:p>
       <w:pPr>
@@ -1897,14 +1933,12 @@
     </w:p>
     <w:p>
       <w:pPr>
-        <w:keepNext/>
+        <w:pStyle w:val="Heading2"/>
+        <w:keepNext/>
+        <w:keepLines/>
         <w:spacing w:after="0" w:before="260"/>
       </w:pPr>
       <w:r>
-        <w:rPr>
-          <w:b/>
-          <w:bCs/>
-        </w:rPr>
         <w:t xml:space="preserve">Sole Web Developer</w:t>
       </w:r>
     </w:p>
@@ -1922,9 +1956,14 @@
         <w:keepNext/>
         <w:spacing w:after="0"/>
       </w:pPr>
-      <w:r>
-        <w:t xml:space="preserve">https://vivalia.ca/</w:t>
-      </w:r>
+      <w:hyperlink w:history="1" r:id="rIdLink11">
+        <w:r>
+          <w:rPr>
+            <w:rStyle w:val="Hyperlink"/>
+          </w:rPr>
+          <w:t xml:space="preserve">https://vivalia.ca/</w:t>
+        </w:r>
+      </w:hyperlink>
     </w:p>
     <w:p>
       <w:pPr>
@@ -2035,14 +2074,12 @@
     </w:p>
     <w:p>
       <w:pPr>
-        <w:keepNext/>
+        <w:pStyle w:val="Heading2"/>
+        <w:keepNext/>
+        <w:keepLines/>
         <w:spacing w:after="0" w:before="260"/>
       </w:pPr>
       <w:r>
-        <w:rPr>
-          <w:b/>
-          <w:bCs/>
-        </w:rPr>
         <w:t xml:space="preserve">Senior Lead Web Developer</w:t>
       </w:r>
     </w:p>
@@ -2060,9 +2097,14 @@
         <w:keepNext/>
         <w:spacing w:after="0"/>
       </w:pPr>
-      <w:r>
-        <w:t xml:space="preserve">https://www.gehealthcare.com/</w:t>
-      </w:r>
+      <w:hyperlink w:history="1" r:id="rIdLink12">
+        <w:r>
+          <w:rPr>
+            <w:rStyle w:val="Hyperlink"/>
+          </w:rPr>
+          <w:t xml:space="preserve">https://www.gehealthcare.com/</w:t>
+        </w:r>
+      </w:hyperlink>
     </w:p>
     <w:p>
       <w:pPr>
@@ -2186,14 +2228,12 @@
     </w:p>
     <w:p>
       <w:pPr>
-        <w:keepNext/>
+        <w:pStyle w:val="Heading2"/>
+        <w:keepNext/>
+        <w:keepLines/>
         <w:spacing w:after="0" w:before="260"/>
       </w:pPr>
       <w:r>
-        <w:rPr>
-          <w:b/>
-          <w:bCs/>
-        </w:rPr>
         <w:t xml:space="preserve">Sole Senior Lead Web Developer</w:t>
       </w:r>
     </w:p>
@@ -2211,9 +2251,14 @@
         <w:keepNext/>
         <w:spacing w:after="0"/>
       </w:pPr>
-      <w:r>
-        <w:t xml:space="preserve">https://investpsp.ca/</w:t>
-      </w:r>
+      <w:hyperlink w:history="1" r:id="rIdLink13">
+        <w:r>
+          <w:rPr>
+            <w:rStyle w:val="Hyperlink"/>
+          </w:rPr>
+          <w:t xml:space="preserve">https://investpsp.ca/</w:t>
+        </w:r>
+      </w:hyperlink>
     </w:p>
     <w:p>
       <w:pPr>
@@ -2324,14 +2369,12 @@
     </w:p>
     <w:p>
       <w:pPr>
-        <w:keepNext/>
+        <w:pStyle w:val="Heading2"/>
+        <w:keepNext/>
+        <w:keepLines/>
         <w:spacing w:after="0" w:before="260"/>
       </w:pPr>
       <w:r>
-        <w:rPr>
-          <w:b/>
-          <w:bCs/>
-        </w:rPr>
         <w:t xml:space="preserve">Sole Web Designer and Developer — Kill My TV!</w:t>
       </w:r>
     </w:p>
@@ -2453,14 +2496,12 @@
     </w:p>
     <w:p>
       <w:pPr>
-        <w:keepNext/>
+        <w:pStyle w:val="Heading2"/>
+        <w:keepNext/>
+        <w:keepLines/>
         <w:spacing w:after="0" w:before="260"/>
       </w:pPr>
       <w:r>
-        <w:rPr>
-          <w:b/>
-          <w:bCs/>
-        </w:rPr>
         <w:t xml:space="preserve">Sole Web Designer and Developer — Password Repository</w:t>
       </w:r>
     </w:p>
@@ -2556,14 +2597,12 @@
     </w:p>
     <w:p>
       <w:pPr>
-        <w:keepNext/>
+        <w:pStyle w:val="Heading2"/>
+        <w:keepNext/>
+        <w:keepLines/>
         <w:spacing w:after="0" w:before="260"/>
       </w:pPr>
       <w:r>
-        <w:rPr>
-          <w:b/>
-          <w:bCs/>
-        </w:rPr>
         <w:t xml:space="preserve">Senior Web Developer</w:t>
       </w:r>
     </w:p>
@@ -2581,9 +2620,14 @@
         <w:keepNext/>
         <w:spacing w:after="0"/>
       </w:pPr>
-      <w:r>
-        <w:t xml:space="preserve">https://www.revionics.com/</w:t>
-      </w:r>
+      <w:hyperlink w:history="1" r:id="rIdLink14">
+        <w:r>
+          <w:rPr>
+            <w:rStyle w:val="Hyperlink"/>
+          </w:rPr>
+          <w:t xml:space="preserve">https://www.revionics.com/</w:t>
+        </w:r>
+      </w:hyperlink>
     </w:p>
     <w:p>
       <w:pPr>
@@ -2720,14 +2764,12 @@
     </w:p>
     <w:p>
       <w:pPr>
-        <w:keepNext/>
+        <w:pStyle w:val="Heading2"/>
+        <w:keepNext/>
+        <w:keepLines/>
         <w:spacing w:after="0" w:before="260"/>
       </w:pPr>
       <w:r>
-        <w:rPr>
-          <w:b/>
-          <w:bCs/>
-        </w:rPr>
         <w:t xml:space="preserve">Senior Lead Web Developer, Manager Partner Integrations</w:t>
       </w:r>
     </w:p>
@@ -2745,9 +2787,14 @@
         <w:keepNext/>
         <w:spacing w:after="0"/>
       </w:pPr>
-      <w:r>
-        <w:t xml:space="preserve">https://www.shiftwise.com/</w:t>
-      </w:r>
+      <w:hyperlink w:history="1" r:id="rIdLink15">
+        <w:r>
+          <w:rPr>
+            <w:rStyle w:val="Hyperlink"/>
+          </w:rPr>
+          <w:t xml:space="preserve">https://www.shiftwise.com/</w:t>
+        </w:r>
+      </w:hyperlink>
     </w:p>
     <w:p>
       <w:pPr>
@@ -2884,14 +2931,12 @@
     </w:p>
     <w:p>
       <w:pPr>
-        <w:keepNext/>
+        <w:pStyle w:val="Heading2"/>
+        <w:keepNext/>
+        <w:keepLines/>
         <w:spacing w:after="0" w:before="260"/>
       </w:pPr>
       <w:r>
-        <w:rPr>
-          <w:b/>
-          <w:bCs/>
-        </w:rPr>
         <w:t xml:space="preserve">Web Application Developer</w:t>
       </w:r>
     </w:p>
@@ -2909,9 +2954,14 @@
         <w:keepNext/>
         <w:spacing w:after="0"/>
       </w:pPr>
-      <w:r>
-        <w:t xml:space="preserve">https://www.dot.state.tx.us/default.htm</w:t>
-      </w:r>
+      <w:hyperlink w:history="1" r:id="rIdLink16">
+        <w:r>
+          <w:rPr>
+            <w:rStyle w:val="Hyperlink"/>
+          </w:rPr>
+          <w:t xml:space="preserve">https://www.dot.state.tx.us/default.htm</w:t>
+        </w:r>
+      </w:hyperlink>
     </w:p>
     <w:p>
       <w:pPr>
@@ -2996,14 +3046,12 @@
     </w:p>
     <w:p>
       <w:pPr>
-        <w:keepNext/>
+        <w:pStyle w:val="Heading2"/>
+        <w:keepNext/>
+        <w:keepLines/>
         <w:spacing w:after="0" w:before="260"/>
       </w:pPr>
       <w:r>
-        <w:rPr>
-          <w:b/>
-          <w:bCs/>
-        </w:rPr>
         <w:t xml:space="preserve">Application Developer</w:t>
       </w:r>
     </w:p>
@@ -3021,9 +3069,14 @@
         <w:keepNext/>
         <w:spacing w:after="0"/>
       </w:pPr>
-      <w:r>
-        <w:t xml:space="preserve">https://www.schlumberger.com/</w:t>
-      </w:r>
+      <w:hyperlink w:history="1" r:id="rIdLink17">
+        <w:r>
+          <w:rPr>
+            <w:rStyle w:val="Hyperlink"/>
+          </w:rPr>
+          <w:t xml:space="preserve">https://www.schlumberger.com/</w:t>
+        </w:r>
+      </w:hyperlink>
     </w:p>
     <w:p>
       <w:pPr>
@@ -3121,14 +3174,12 @@
     </w:p>
     <w:p>
       <w:pPr>
-        <w:keepNext/>
+        <w:pStyle w:val="Heading2"/>
+        <w:keepNext/>
+        <w:keepLines/>
         <w:spacing w:after="0" w:before="260"/>
       </w:pPr>
       <w:r>
-        <w:rPr>
-          <w:b/>
-          <w:bCs/>
-        </w:rPr>
         <w:t xml:space="preserve">Software Engineer (Ford.com)</w:t>
       </w:r>
     </w:p>
@@ -3146,9 +3197,14 @@
         <w:keepNext/>
         <w:spacing w:after="0"/>
       </w:pPr>
-      <w:r>
-        <w:t xml:space="preserve">https://www.trilogy.com/</w:t>
-      </w:r>
+      <w:hyperlink w:history="1" r:id="rIdLink18">
+        <w:r>
+          <w:rPr>
+            <w:rStyle w:val="Hyperlink"/>
+          </w:rPr>
+          <w:t xml:space="preserve">https://www.trilogy.com/</w:t>
+        </w:r>
+      </w:hyperlink>
     </w:p>
     <w:p>
       <w:pPr>
@@ -3246,14 +3302,12 @@
     </w:p>
     <w:p>
       <w:pPr>
-        <w:keepNext/>
+        <w:pStyle w:val="Heading2"/>
+        <w:keepNext/>
+        <w:keepLines/>
         <w:spacing w:after="0" w:before="260"/>
       </w:pPr>
       <w:r>
-        <w:rPr>
-          <w:b/>
-          <w:bCs/>
-        </w:rPr>
         <w:t xml:space="preserve">Software Engineer (carOrder.com)</w:t>
       </w:r>
     </w:p>
@@ -3271,9 +3325,14 @@
         <w:keepNext/>
         <w:spacing w:after="0"/>
       </w:pPr>
-      <w:r>
-        <w:t xml:space="preserve">https://www.trilogy.com/</w:t>
-      </w:r>
+      <w:hyperlink w:history="1" r:id="rIdLink19">
+        <w:r>
+          <w:rPr>
+            <w:rStyle w:val="Hyperlink"/>
+          </w:rPr>
+          <w:t xml:space="preserve">https://www.trilogy.com/</w:t>
+        </w:r>
+      </w:hyperlink>
     </w:p>
     <w:p>
       <w:pPr>
@@ -3384,14 +3443,12 @@
     </w:p>
     <w:p>
       <w:pPr>
-        <w:keepNext/>
+        <w:pStyle w:val="Heading2"/>
+        <w:keepNext/>
+        <w:keepLines/>
         <w:spacing w:after="0" w:before="260"/>
       </w:pPr>
       <w:r>
-        <w:rPr>
-          <w:b/>
-          <w:bCs/>
-        </w:rPr>
         <w:t xml:space="preserve">Software Engineer (IBM)</w:t>
       </w:r>
     </w:p>
@@ -3409,9 +3466,14 @@
         <w:keepNext/>
         <w:spacing w:after="0"/>
       </w:pPr>
-      <w:r>
-        <w:t xml:space="preserve">https://www.trilogy.com/</w:t>
-      </w:r>
+      <w:hyperlink w:history="1" r:id="rIdLink20">
+        <w:r>
+          <w:rPr>
+            <w:rStyle w:val="Hyperlink"/>
+          </w:rPr>
+          <w:t xml:space="preserve">https://www.trilogy.com/</w:t>
+        </w:r>
+      </w:hyperlink>
     </w:p>
     <w:p>
       <w:pPr>
@@ -3496,14 +3558,12 @@
     </w:p>
     <w:p>
       <w:pPr>
-        <w:keepNext/>
+        <w:pStyle w:val="Heading2"/>
+        <w:keepNext/>
+        <w:keepLines/>
         <w:spacing w:after="0" w:before="260"/>
       </w:pPr>
       <w:r>
-        <w:rPr>
-          <w:b/>
-          <w:bCs/>
-        </w:rPr>
         <w:t xml:space="preserve">Lead Software Engineer</w:t>
       </w:r>
     </w:p>
@@ -3539,14 +3599,12 @@
     </w:p>
     <w:p>
       <w:pPr>
-        <w:keepNext/>
+        <w:pStyle w:val="Heading2"/>
+        <w:keepNext/>
+        <w:keepLines/>
         <w:spacing w:after="0" w:before="260"/>
       </w:pPr>
       <w:r>
-        <w:rPr>
-          <w:b/>
-          <w:bCs/>
-        </w:rPr>
         <w:t xml:space="preserve">Sole Software Engineer</w:t>
       </w:r>
     </w:p>
@@ -3582,14 +3640,12 @@
     </w:p>
     <w:p>
       <w:pPr>
-        <w:keepNext/>
+        <w:pStyle w:val="Heading2"/>
+        <w:keepNext/>
+        <w:keepLines/>
         <w:spacing w:after="0" w:before="260"/>
       </w:pPr>
       <w:r>
-        <w:rPr>
-          <w:b/>
-          <w:bCs/>
-        </w:rPr>
         <w:t xml:space="preserve">Software Engineer</w:t>
       </w:r>
     </w:p>
@@ -3607,9 +3663,14 @@
         <w:keepNext/>
         <w:spacing w:after="0"/>
       </w:pPr>
-      <w:r>
-        <w:t xml:space="preserve">https://www.microsoft.com/</w:t>
-      </w:r>
+      <w:hyperlink w:history="1" r:id="rIdLink21">
+        <w:r>
+          <w:rPr>
+            <w:rStyle w:val="Hyperlink"/>
+          </w:rPr>
+          <w:t xml:space="preserve">https://www.microsoft.com/</w:t>
+        </w:r>
+      </w:hyperlink>
     </w:p>
     <w:p>
       <w:pPr>
@@ -3634,14 +3695,12 @@
     </w:p>
     <w:p>
       <w:pPr>
-        <w:keepNext/>
+        <w:pStyle w:val="Heading2"/>
+        <w:keepNext/>
+        <w:keepLines/>
         <w:spacing w:after="0" w:before="260"/>
       </w:pPr>
       <w:r>
-        <w:rPr>
-          <w:b/>
-          <w:bCs/>
-        </w:rPr>
         <w:t xml:space="preserve">Development Manager, Software Engineer</w:t>
       </w:r>
     </w:p>
@@ -3659,9 +3718,14 @@
         <w:keepNext/>
         <w:spacing w:after="0"/>
       </w:pPr>
-      <w:r>
-        <w:t xml:space="preserve">https://www.microsoft.com/</w:t>
-      </w:r>
+      <w:hyperlink w:history="1" r:id="rIdLink22">
+        <w:r>
+          <w:rPr>
+            <w:rStyle w:val="Hyperlink"/>
+          </w:rPr>
+          <w:t xml:space="preserve">https://www.microsoft.com/</w:t>
+        </w:r>
+      </w:hyperlink>
     </w:p>
     <w:p>
       <w:pPr>
@@ -3686,14 +3750,12 @@
     </w:p>
     <w:p>
       <w:pPr>
-        <w:keepNext/>
+        <w:pStyle w:val="Heading2"/>
+        <w:keepNext/>
+        <w:keepLines/>
         <w:spacing w:after="0" w:before="260"/>
       </w:pPr>
       <w:r>
-        <w:rPr>
-          <w:b/>
-          <w:bCs/>
-        </w:rPr>
         <w:t xml:space="preserve">Founder &amp; Developer — Mouthing Flowers</w:t>
       </w:r>
     </w:p>
@@ -3755,14 +3817,12 @@
     </w:p>
     <w:p>
       <w:pPr>
-        <w:keepNext/>
+        <w:pStyle w:val="Heading2"/>
+        <w:keepNext/>
+        <w:keepLines/>
         <w:spacing w:after="0" w:before="260"/>
       </w:pPr>
       <w:r>
-        <w:rPr>
-          <w:b/>
-          <w:bCs/>
-        </w:rPr>
         <w:t xml:space="preserve">Software Engineer, Tech Lead</w:t>
       </w:r>
     </w:p>
@@ -3780,9 +3840,14 @@
         <w:keepNext/>
         <w:spacing w:after="0"/>
       </w:pPr>
-      <w:r>
-        <w:t xml:space="preserve">https://www.microsoft.com/</w:t>
-      </w:r>
+      <w:hyperlink w:history="1" r:id="rIdLink23">
+        <w:r>
+          <w:rPr>
+            <w:rStyle w:val="Hyperlink"/>
+          </w:rPr>
+          <w:t xml:space="preserve">https://www.microsoft.com/</w:t>
+        </w:r>
+      </w:hyperlink>
     </w:p>
     <w:p>
       <w:pPr>
@@ -3807,14 +3872,12 @@
     </w:p>
     <w:p>
       <w:pPr>
-        <w:keepNext/>
+        <w:pStyle w:val="Heading2"/>
+        <w:keepNext/>
+        <w:keepLines/>
         <w:spacing w:after="0" w:before="260"/>
       </w:pPr>
       <w:r>
-        <w:rPr>
-          <w:b/>
-          <w:bCs/>
-        </w:rPr>
         <w:t xml:space="preserve">Software Engineer</w:t>
       </w:r>
     </w:p>
@@ -3832,9 +3895,14 @@
         <w:keepNext/>
         <w:spacing w:after="0"/>
       </w:pPr>
-      <w:r>
-        <w:t xml:space="preserve">https://home.click2learn.com/showcase</w:t>
-      </w:r>
+      <w:hyperlink w:history="1" r:id="rIdLink24">
+        <w:r>
+          <w:rPr>
+            <w:rStyle w:val="Hyperlink"/>
+          </w:rPr>
+          <w:t xml:space="preserve">https://home.click2learn.com/showcase</w:t>
+        </w:r>
+      </w:hyperlink>
     </w:p>
     <w:p>
       <w:pPr>
@@ -3859,14 +3927,12 @@
     </w:p>
     <w:p>
       <w:pPr>
-        <w:keepNext/>
+        <w:pStyle w:val="Heading2"/>
+        <w:keepNext/>
+        <w:keepLines/>
         <w:spacing w:after="0" w:before="260"/>
       </w:pPr>
       <w:r>
-        <w:rPr>
-          <w:b/>
-          <w:bCs/>
-        </w:rPr>
         <w:t xml:space="preserve">Software Engineer</w:t>
       </w:r>
     </w:p>
@@ -3884,9 +3950,14 @@
         <w:keepNext/>
         <w:spacing w:after="0"/>
       </w:pPr>
-      <w:r>
-        <w:t xml:space="preserve">https://www.microsoft.com</w:t>
-      </w:r>
+      <w:hyperlink w:history="1" r:id="rIdLink25">
+        <w:r>
+          <w:rPr>
+            <w:rStyle w:val="Hyperlink"/>
+          </w:rPr>
+          <w:t xml:space="preserve">https://www.microsoft.com</w:t>
+        </w:r>
+      </w:hyperlink>
     </w:p>
     <w:p>
       <w:pPr>
@@ -3911,14 +3982,12 @@
     </w:p>
     <w:p>
       <w:pPr>
-        <w:keepNext/>
+        <w:pStyle w:val="Heading2"/>
+        <w:keepNext/>
+        <w:keepLines/>
         <w:spacing w:after="0" w:before="260"/>
       </w:pPr>
       <w:r>
-        <w:rPr>
-          <w:b/>
-          <w:bCs/>
-        </w:rPr>
         <w:t xml:space="preserve">VP Applications Development</w:t>
       </w:r>
     </w:p>
@@ -3954,14 +4023,12 @@
     </w:p>
     <w:p>
       <w:pPr>
-        <w:keepNext/>
+        <w:pStyle w:val="Heading2"/>
+        <w:keepNext/>
+        <w:keepLines/>
         <w:spacing w:after="0" w:before="260"/>
       </w:pPr>
       <w:r>
-        <w:rPr>
-          <w:b/>
-          <w:bCs/>
-        </w:rPr>
         <w:t xml:space="preserve">Software Engineer</w:t>
       </w:r>
     </w:p>
@@ -3997,14 +4064,12 @@
     </w:p>
     <w:p>
       <w:pPr>
-        <w:keepNext/>
+        <w:pStyle w:val="Heading2"/>
+        <w:keepNext/>
+        <w:keepLines/>
         <w:spacing w:after="0" w:before="260"/>
       </w:pPr>
       <w:r>
-        <w:rPr>
-          <w:b/>
-          <w:bCs/>
-        </w:rPr>
         <w:t xml:space="preserve">Software Engineer</w:t>
       </w:r>
     </w:p>
@@ -4022,9 +4087,14 @@
         <w:keepNext/>
         <w:spacing w:after="0"/>
       </w:pPr>
-      <w:r>
-        <w:t xml:space="preserve">https://www.unc.edu/</w:t>
-      </w:r>
+      <w:hyperlink w:history="1" r:id="rIdLink26">
+        <w:r>
+          <w:rPr>
+            <w:rStyle w:val="Hyperlink"/>
+          </w:rPr>
+          <w:t xml:space="preserve">https://www.unc.edu/</w:t>
+        </w:r>
+      </w:hyperlink>
     </w:p>
     <w:p>
       <w:pPr>
@@ -4049,14 +4119,12 @@
     </w:p>
     <w:p>
       <w:pPr>
-        <w:keepNext/>
+        <w:pStyle w:val="Heading2"/>
+        <w:keepNext/>
+        <w:keepLines/>
         <w:spacing w:after="0" w:before="260"/>
       </w:pPr>
       <w:r>
-        <w:rPr>
-          <w:b/>
-          <w:bCs/>
-        </w:rPr>
         <w:t xml:space="preserve">Software Engineer</w:t>
       </w:r>
     </w:p>
@@ -4092,14 +4160,12 @@
     </w:p>
     <w:p>
       <w:pPr>
-        <w:keepNext/>
+        <w:pStyle w:val="Heading2"/>
+        <w:keepNext/>
+        <w:keepLines/>
         <w:spacing w:after="0" w:before="260"/>
       </w:pPr>
       <w:r>
-        <w:rPr>
-          <w:b/>
-          <w:bCs/>
-        </w:rPr>
         <w:t xml:space="preserve">Sole Software Engineer</w:t>
       </w:r>
     </w:p>
@@ -4117,9 +4183,14 @@
         <w:keepNext/>
         <w:spacing w:after="0"/>
       </w:pPr>
-      <w:r>
-        <w:t xml:space="preserve">https://www.sas.com/</w:t>
-      </w:r>
+      <w:hyperlink w:history="1" r:id="rIdLink27">
+        <w:r>
+          <w:rPr>
+            <w:rStyle w:val="Hyperlink"/>
+          </w:rPr>
+          <w:t xml:space="preserve">https://www.sas.com/</w:t>
+        </w:r>
+      </w:hyperlink>
     </w:p>
     <w:p>
       <w:pPr>
@@ -4144,14 +4215,12 @@
     </w:p>
     <w:p>
       <w:pPr>
-        <w:keepNext/>
+        <w:pStyle w:val="Heading2"/>
+        <w:keepNext/>
+        <w:keepLines/>
         <w:spacing w:after="0" w:before="260"/>
       </w:pPr>
       <w:r>
-        <w:rPr>
-          <w:b/>
-          <w:bCs/>
-        </w:rPr>
         <w:t xml:space="preserve">Software Engineer</w:t>
       </w:r>
     </w:p>
@@ -4169,9 +4238,14 @@
         <w:keepNext/>
         <w:spacing w:after="0"/>
       </w:pPr>
-      <w:r>
-        <w:t xml:space="preserve">https://www.unc.edu/</w:t>
-      </w:r>
+      <w:hyperlink w:history="1" r:id="rIdLink28">
+        <w:r>
+          <w:rPr>
+            <w:rStyle w:val="Hyperlink"/>
+          </w:rPr>
+          <w:t xml:space="preserve">https://www.unc.edu/</w:t>
+        </w:r>
+      </w:hyperlink>
     </w:p>
     <w:p>
       <w:pPr>
@@ -4196,14 +4270,12 @@
     </w:p>
     <w:p>
       <w:pPr>
-        <w:keepNext/>
+        <w:pStyle w:val="Heading2"/>
+        <w:keepNext/>
+        <w:keepLines/>
         <w:spacing w:after="0" w:before="260"/>
       </w:pPr>
       <w:r>
-        <w:rPr>
-          <w:b/>
-          <w:bCs/>
-        </w:rPr>
         <w:t xml:space="preserve">Sole Software Engineer</w:t>
       </w:r>
     </w:p>
@@ -4221,9 +4293,14 @@
         <w:keepNext/>
         <w:spacing w:after="0"/>
       </w:pPr>
-      <w:r>
-        <w:t xml:space="preserve">https://www.unc.edu/</w:t>
-      </w:r>
+      <w:hyperlink w:history="1" r:id="rIdLink29">
+        <w:r>
+          <w:rPr>
+            <w:rStyle w:val="Hyperlink"/>
+          </w:rPr>
+          <w:t xml:space="preserve">https://www.unc.edu/</w:t>
+        </w:r>
+      </w:hyperlink>
     </w:p>
     <w:p>
       <w:pPr>
@@ -4248,14 +4325,12 @@
     </w:p>
     <w:p>
       <w:pPr>
-        <w:keepNext/>
+        <w:pStyle w:val="Heading2"/>
+        <w:keepNext/>
+        <w:keepLines/>
         <w:spacing w:after="0" w:before="260"/>
       </w:pPr>
       <w:r>
-        <w:rPr>
-          <w:b/>
-          <w:bCs/>
-        </w:rPr>
         <w:t xml:space="preserve">Associate Public Policy Analyst</w:t>
       </w:r>
     </w:p>
@@ -4348,7 +4423,7 @@
     </w:p>
     <w:p>
       <w:pPr>
-        <w:keepNext/>
+        <w:keepNext w:val="false"/>
         <w:spacing w:after="0"/>
       </w:pPr>
       <w:r>
@@ -4370,7 +4445,7 @@
     </w:p>
     <w:p>
       <w:pPr>
-        <w:keepNext/>
+        <w:keepNext w:val="false"/>
         <w:spacing w:after="0"/>
       </w:pPr>
       <w:r>
@@ -4392,7 +4467,7 @@
     </w:p>
     <w:p>
       <w:pPr>
-        <w:keepNext/>
+        <w:keepNext w:val="false"/>
         <w:spacing w:after="0"/>
       </w:pPr>
       <w:r>
@@ -4414,7 +4489,7 @@
     </w:p>
     <w:p>
       <w:pPr>
-        <w:keepNext/>
+        <w:keepNext w:val="false"/>
         <w:spacing w:after="0"/>
       </w:pPr>
       <w:r>
@@ -4455,7 +4530,7 @@
     </w:p>
     <w:p>
       <w:pPr>
-        <w:keepNext/>
+        <w:keepNext w:val="false"/>
         <w:spacing w:after="0"/>
       </w:pPr>
       <w:r>
@@ -4486,7 +4561,7 @@
     </w:p>
     <w:p>
       <w:pPr>
-        <w:keepNext/>
+        <w:keepNext w:val="false"/>
         <w:spacing w:after="0"/>
       </w:pPr>
       <w:r>
@@ -4517,7 +4592,7 @@
     </w:p>
     <w:p>
       <w:pPr>
-        <w:keepNext/>
+        <w:keepNext w:val="false"/>
         <w:spacing w:after="0"/>
       </w:pPr>
       <w:r>
@@ -4548,7 +4623,7 @@
     </w:p>
     <w:p>
       <w:pPr>
-        <w:keepNext/>
+        <w:keepNext w:val="false"/>
         <w:spacing w:after="0"/>
       </w:pPr>
       <w:r>
@@ -4579,7 +4654,7 @@
     </w:p>
     <w:p>
       <w:pPr>
-        <w:keepNext/>
+        <w:keepNext w:val="false"/>
         <w:spacing w:after="0"/>
       </w:pPr>
       <w:r>
@@ -4610,7 +4685,7 @@
     </w:p>
     <w:p>
       <w:pPr>
-        <w:keepNext/>
+        <w:keepNext w:val="false"/>
         <w:spacing w:after="0"/>
       </w:pPr>
       <w:r>
@@ -4641,7 +4716,7 @@
     </w:p>
     <w:p>
       <w:pPr>
-        <w:keepNext/>
+        <w:keepNext w:val="false"/>
         <w:spacing w:after="0"/>
       </w:pPr>
       <w:r>
@@ -4672,7 +4747,7 @@
     </w:p>
     <w:p>
       <w:pPr>
-        <w:keepNext/>
+        <w:keepNext w:val="false"/>
         <w:spacing w:after="0"/>
       </w:pPr>
       <w:r>
@@ -4703,7 +4778,7 @@
     </w:p>
     <w:p>
       <w:pPr>
-        <w:keepNext/>
+        <w:keepNext w:val="false"/>
         <w:spacing w:after="0"/>
       </w:pPr>
       <w:r>
@@ -4734,7 +4809,7 @@
     </w:p>
     <w:p>
       <w:pPr>
-        <w:keepNext/>
+        <w:keepNext w:val="false"/>
         <w:spacing w:after="0"/>
       </w:pPr>
       <w:r>
@@ -4765,7 +4840,7 @@
     </w:p>
     <w:p>
       <w:pPr>
-        <w:keepNext/>
+        <w:keepNext w:val="false"/>
         <w:spacing w:after="0"/>
       </w:pPr>
       <w:r>
@@ -4796,7 +4871,7 @@
     </w:p>
     <w:p>
       <w:pPr>
-        <w:keepNext/>
+        <w:keepNext w:val="false"/>
         <w:spacing w:after="0"/>
       </w:pPr>
       <w:r>
@@ -4818,7 +4893,7 @@
     </w:p>
     <w:p>
       <w:pPr>
-        <w:keepNext/>
+        <w:keepNext w:val="false"/>
         <w:spacing w:after="0"/>
       </w:pPr>
       <w:r>
@@ -5049,6 +5124,7 @@
     <w:qFormat/>
     <w:pPr>
       <w:spacing w:after="140" w:before="320"/>
+      <w:outlineLvl w:val="0"/>
     </w:pPr>
     <w:rPr>
       <w:rFonts w:ascii="Calibri" w:cs="Calibri" w:eastAsia="Calibri" w:hAnsi="Calibri"/>
@@ -5066,6 +5142,7 @@
     <w:qFormat/>
     <w:pPr>
       <w:spacing w:after="60" w:before="180"/>
+      <w:outlineLvl w:val="1"/>
     </w:pPr>
     <w:rPr>
       <w:rFonts w:ascii="Calibri" w:cs="Calibri" w:eastAsia="Calibri" w:hAnsi="Calibri"/>
@@ -5137,7 +5214,10 @@
     <w:uiPriority w:val="99"/>
     <w:unhideWhenUsed/>
     <w:rPr>
+      <w:rFonts w:ascii="Calibri" w:cs="Calibri" w:eastAsia="Calibri" w:hAnsi="Calibri"/>
       <w:color w:val="0563C1"/>
+      <w:sz w:val="22"/>
+      <w:szCs w:val="22"/>
       <w:u w:val="single"/>
     </w:rPr>
   </w:style>

--- a/src/static/resume.docx
+++ b/src/static/resume.docx
@@ -5,16 +5,8 @@
     <w:p>
       <w:pPr>
         <w:pStyle w:val="Title"/>
-        <w:spacing w:after="0"/>
-        <w:jc w:val="left"/>
-      </w:pPr>
-      <w:r>
-        <w:rPr>
-          <w:b/>
-          <w:bCs/>
-          <w:sz w:val="32"/>
-          <w:szCs w:val="32"/>
-        </w:rPr>
+      </w:pPr>
+      <w:r>
         <w:t xml:space="preserve">Douglas Kent</w:t>
       </w:r>
     </w:p>
@@ -82,7 +74,6 @@
       <w:pPr>
         <w:pStyle w:val="Heading1"/>
         <w:keepNext/>
-        <w:spacing w:after="140" w:before="320"/>
       </w:pPr>
       <w:r>
         <w:t xml:space="preserve">PROFESSIONAL SUMMARY</w:t>
@@ -116,7 +107,6 @@
       <w:pPr>
         <w:pStyle w:val="Heading1"/>
         <w:keepNext/>
-        <w:spacing w:after="140" w:before="320"/>
       </w:pPr>
       <w:r>
         <w:t xml:space="preserve">AREAS OF EXPERTISE</w:t>
@@ -238,7 +228,6 @@
       <w:pPr>
         <w:pStyle w:val="Heading1"/>
         <w:keepNext/>
-        <w:spacing w:after="140" w:before="320"/>
       </w:pPr>
       <w:r>
         <w:t xml:space="preserve">SELECTED ACCOMPLISHMENTS</w:t>
@@ -391,7 +380,6 @@
       <w:pPr>
         <w:pStyle w:val="Heading1"/>
         <w:keepNext/>
-        <w:spacing w:after="140" w:before="320"/>
       </w:pPr>
       <w:r>
         <w:t xml:space="preserve">SKILLS AND TECHNOLOGIES</w:t>
@@ -401,7 +389,6 @@
       <w:pPr>
         <w:pStyle w:val="Heading2"/>
         <w:keepNext/>
-        <w:spacing w:after="60" w:before="180"/>
       </w:pPr>
       <w:r>
         <w:t xml:space="preserve">AI</w:t>
@@ -419,7 +406,6 @@
       <w:pPr>
         <w:pStyle w:val="Heading2"/>
         <w:keepNext/>
-        <w:spacing w:after="60" w:before="180"/>
       </w:pPr>
       <w:r>
         <w:t xml:space="preserve">Blockchain</w:t>
@@ -437,7 +423,6 @@
       <w:pPr>
         <w:pStyle w:val="Heading2"/>
         <w:keepNext/>
-        <w:spacing w:after="60" w:before="180"/>
       </w:pPr>
       <w:r>
         <w:t xml:space="preserve">Website and Application Development</w:t>
@@ -455,7 +440,6 @@
       <w:pPr>
         <w:pStyle w:val="Heading2"/>
         <w:keepNext/>
-        <w:spacing w:after="60" w:before="180"/>
       </w:pPr>
       <w:r>
         <w:t xml:space="preserve">Software Languages</w:t>
@@ -473,7 +457,6 @@
       <w:pPr>
         <w:pStyle w:val="Heading2"/>
         <w:keepNext/>
-        <w:spacing w:after="60" w:before="180"/>
       </w:pPr>
       <w:r>
         <w:t xml:space="preserve">Markup Languages</w:t>
@@ -491,7 +474,6 @@
       <w:pPr>
         <w:pStyle w:val="Heading2"/>
         <w:keepNext/>
-        <w:spacing w:after="60" w:before="180"/>
       </w:pPr>
       <w:r>
         <w:t xml:space="preserve">Data Stores</w:t>
@@ -509,7 +491,6 @@
       <w:pPr>
         <w:pStyle w:val="Heading2"/>
         <w:keepNext/>
-        <w:spacing w:after="60" w:before="180"/>
       </w:pPr>
       <w:r>
         <w:t xml:space="preserve">Module Bundling and Loading</w:t>
@@ -527,7 +508,6 @@
       <w:pPr>
         <w:pStyle w:val="Heading2"/>
         <w:keepNext/>
-        <w:spacing w:after="60" w:before="180"/>
       </w:pPr>
       <w:r>
         <w:t xml:space="preserve">Software Development Platforms</w:t>
@@ -545,7 +525,6 @@
       <w:pPr>
         <w:pStyle w:val="Heading2"/>
         <w:keepNext/>
-        <w:spacing w:after="60" w:before="180"/>
       </w:pPr>
       <w:r>
         <w:t xml:space="preserve">Test Frameworks</w:t>
@@ -563,7 +542,6 @@
       <w:pPr>
         <w:pStyle w:val="Heading2"/>
         <w:keepNext/>
-        <w:spacing w:after="60" w:before="180"/>
       </w:pPr>
       <w:r>
         <w:t xml:space="preserve">Development Tools</w:t>
@@ -581,7 +559,6 @@
       <w:pPr>
         <w:pStyle w:val="Heading2"/>
         <w:keepNext/>
-        <w:spacing w:after="60" w:before="180"/>
       </w:pPr>
       <w:r>
         <w:t xml:space="preserve">Website and Application Hosting</w:t>
@@ -599,7 +576,6 @@
       <w:pPr>
         <w:pStyle w:val="Heading2"/>
         <w:keepNext/>
-        <w:spacing w:after="60" w:before="180"/>
       </w:pPr>
       <w:r>
         <w:t xml:space="preserve">Cryptography</w:t>
@@ -617,7 +593,6 @@
       <w:pPr>
         <w:pStyle w:val="Heading2"/>
         <w:keepNext/>
-        <w:spacing w:after="60" w:before="180"/>
       </w:pPr>
       <w:r>
         <w:t xml:space="preserve">Scripting</w:t>
@@ -635,7 +610,6 @@
       <w:pPr>
         <w:pStyle w:val="Heading2"/>
         <w:keepNext/>
-        <w:spacing w:after="60" w:before="180"/>
       </w:pPr>
       <w:r>
         <w:t xml:space="preserve">Localization/Globalization</w:t>
@@ -653,7 +627,6 @@
       <w:pPr>
         <w:pStyle w:val="Heading2"/>
         <w:keepNext/>
-        <w:spacing w:after="60" w:before="180"/>
       </w:pPr>
       <w:r>
         <w:t xml:space="preserve">Charting &amp; Graphing Frameworks</w:t>
@@ -671,7 +644,6 @@
       <w:pPr>
         <w:pStyle w:val="Heading2"/>
         <w:keepNext/>
-        <w:spacing w:after="60" w:before="180"/>
       </w:pPr>
       <w:r>
         <w:t xml:space="preserve">Semantic Search Frameworks</w:t>
@@ -689,7 +661,6 @@
       <w:pPr>
         <w:pStyle w:val="Heading2"/>
         <w:keepNext/>
-        <w:spacing w:after="60" w:before="180"/>
       </w:pPr>
       <w:r>
         <w:t xml:space="preserve">Cloud Services</w:t>
@@ -707,7 +678,6 @@
       <w:pPr>
         <w:pStyle w:val="Heading2"/>
         <w:keepNext/>
-        <w:spacing w:after="60" w:before="180"/>
       </w:pPr>
       <w:r>
         <w:t xml:space="preserve">Operating Systems</w:t>
@@ -725,7 +695,6 @@
       <w:pPr>
         <w:pStyle w:val="Heading2"/>
         <w:keepNext/>
-        <w:spacing w:after="60" w:before="180"/>
       </w:pPr>
       <w:r>
         <w:t xml:space="preserve">Development Processes</w:t>
@@ -743,7 +712,6 @@
       <w:pPr>
         <w:pStyle w:val="Heading1"/>
         <w:keepNext/>
-        <w:spacing w:after="140" w:before="320"/>
       </w:pPr>
       <w:r>
         <w:t xml:space="preserve">PROFESSIONAL EXPERIENCE</w:t>
@@ -754,7 +722,6 @@
         <w:pStyle w:val="Heading2"/>
         <w:keepNext/>
         <w:keepLines/>
-        <w:spacing w:after="0" w:before="260"/>
       </w:pPr>
       <w:r>
         <w:t xml:space="preserve">Technical Lead &amp; LLM Pipeline Architect — Human Lens, AI-native web app</w:t>
@@ -947,7 +914,6 @@
         <w:pStyle w:val="Heading2"/>
         <w:keepNext/>
         <w:keepLines/>
-        <w:spacing w:after="0" w:before="260"/>
       </w:pPr>
       <w:r>
         <w:t xml:space="preserve">Technical Lead &amp; dApp Architect — Butterfly, Crypto portfolio management dApp</w:t>
@@ -1088,7 +1054,6 @@
         <w:pStyle w:val="Heading2"/>
         <w:keepNext/>
         <w:keepLines/>
-        <w:spacing w:after="0" w:before="260"/>
       </w:pPr>
       <w:r>
         <w:t xml:space="preserve">Technical Lead &amp; dApp Architect — Butterfly, Crypto portfolio management service</w:t>
@@ -1268,7 +1233,6 @@
         <w:pStyle w:val="Heading2"/>
         <w:keepNext/>
         <w:keepLines/>
-        <w:spacing w:after="0" w:before="260"/>
       </w:pPr>
       <w:r>
         <w:t xml:space="preserve">Blockchain Oracle Developer</w:t>
@@ -1422,7 +1386,6 @@
         <w:pStyle w:val="Heading2"/>
         <w:keepNext/>
         <w:keepLines/>
-        <w:spacing w:after="0" w:before="260"/>
       </w:pPr>
       <w:r>
         <w:t xml:space="preserve">Development Team Lead and Lead Developer</w:t>
@@ -1654,7 +1617,6 @@
         <w:pStyle w:val="Heading2"/>
         <w:keepNext/>
         <w:keepLines/>
-        <w:spacing w:after="0" w:before="260"/>
       </w:pPr>
       <w:r>
         <w:t xml:space="preserve">Senior Lead Developer</w:t>
@@ -1834,7 +1796,6 @@
         <w:pStyle w:val="Heading2"/>
         <w:keepNext/>
         <w:keepLines/>
-        <w:spacing w:after="0" w:before="260"/>
       </w:pPr>
       <w:r>
         <w:t xml:space="preserve">Senior Web Developer</w:t>
@@ -1936,7 +1897,6 @@
         <w:pStyle w:val="Heading2"/>
         <w:keepNext/>
         <w:keepLines/>
-        <w:spacing w:after="0" w:before="260"/>
       </w:pPr>
       <w:r>
         <w:t xml:space="preserve">Sole Web Developer</w:t>
@@ -2077,7 +2037,6 @@
         <w:pStyle w:val="Heading2"/>
         <w:keepNext/>
         <w:keepLines/>
-        <w:spacing w:after="0" w:before="260"/>
       </w:pPr>
       <w:r>
         <w:t xml:space="preserve">Senior Lead Web Developer</w:t>
@@ -2231,7 +2190,6 @@
         <w:pStyle w:val="Heading2"/>
         <w:keepNext/>
         <w:keepLines/>
-        <w:spacing w:after="0" w:before="260"/>
       </w:pPr>
       <w:r>
         <w:t xml:space="preserve">Sole Senior Lead Web Developer</w:t>
@@ -2372,7 +2330,6 @@
         <w:pStyle w:val="Heading2"/>
         <w:keepNext/>
         <w:keepLines/>
-        <w:spacing w:after="0" w:before="260"/>
       </w:pPr>
       <w:r>
         <w:t xml:space="preserve">Sole Web Designer and Developer — Kill My TV!</w:t>
@@ -2499,7 +2456,6 @@
         <w:pStyle w:val="Heading2"/>
         <w:keepNext/>
         <w:keepLines/>
-        <w:spacing w:after="0" w:before="260"/>
       </w:pPr>
       <w:r>
         <w:t xml:space="preserve">Sole Web Designer and Developer — Password Repository</w:t>
@@ -2600,7 +2556,6 @@
         <w:pStyle w:val="Heading2"/>
         <w:keepNext/>
         <w:keepLines/>
-        <w:spacing w:after="0" w:before="260"/>
       </w:pPr>
       <w:r>
         <w:t xml:space="preserve">Senior Web Developer</w:t>
@@ -2767,7 +2722,6 @@
         <w:pStyle w:val="Heading2"/>
         <w:keepNext/>
         <w:keepLines/>
-        <w:spacing w:after="0" w:before="260"/>
       </w:pPr>
       <w:r>
         <w:t xml:space="preserve">Senior Lead Web Developer, Manager Partner Integrations</w:t>
@@ -2934,7 +2888,6 @@
         <w:pStyle w:val="Heading2"/>
         <w:keepNext/>
         <w:keepLines/>
-        <w:spacing w:after="0" w:before="260"/>
       </w:pPr>
       <w:r>
         <w:t xml:space="preserve">Web Application Developer</w:t>
@@ -3049,7 +3002,6 @@
         <w:pStyle w:val="Heading2"/>
         <w:keepNext/>
         <w:keepLines/>
-        <w:spacing w:after="0" w:before="260"/>
       </w:pPr>
       <w:r>
         <w:t xml:space="preserve">Application Developer</w:t>
@@ -3177,7 +3129,6 @@
         <w:pStyle w:val="Heading2"/>
         <w:keepNext/>
         <w:keepLines/>
-        <w:spacing w:after="0" w:before="260"/>
       </w:pPr>
       <w:r>
         <w:t xml:space="preserve">Software Engineer (Ford.com)</w:t>
@@ -3305,7 +3256,6 @@
         <w:pStyle w:val="Heading2"/>
         <w:keepNext/>
         <w:keepLines/>
-        <w:spacing w:after="0" w:before="260"/>
       </w:pPr>
       <w:r>
         <w:t xml:space="preserve">Software Engineer (carOrder.com)</w:t>
@@ -3446,7 +3396,6 @@
         <w:pStyle w:val="Heading2"/>
         <w:keepNext/>
         <w:keepLines/>
-        <w:spacing w:after="0" w:before="260"/>
       </w:pPr>
       <w:r>
         <w:t xml:space="preserve">Software Engineer (IBM)</w:t>
@@ -3561,7 +3510,6 @@
         <w:pStyle w:val="Heading2"/>
         <w:keepNext/>
         <w:keepLines/>
-        <w:spacing w:after="0" w:before="260"/>
       </w:pPr>
       <w:r>
         <w:t xml:space="preserve">Lead Software Engineer</w:t>
@@ -3602,7 +3550,6 @@
         <w:pStyle w:val="Heading2"/>
         <w:keepNext/>
         <w:keepLines/>
-        <w:spacing w:after="0" w:before="260"/>
       </w:pPr>
       <w:r>
         <w:t xml:space="preserve">Sole Software Engineer</w:t>
@@ -3643,7 +3590,6 @@
         <w:pStyle w:val="Heading2"/>
         <w:keepNext/>
         <w:keepLines/>
-        <w:spacing w:after="0" w:before="260"/>
       </w:pPr>
       <w:r>
         <w:t xml:space="preserve">Software Engineer</w:t>
@@ -3698,7 +3644,6 @@
         <w:pStyle w:val="Heading2"/>
         <w:keepNext/>
         <w:keepLines/>
-        <w:spacing w:after="0" w:before="260"/>
       </w:pPr>
       <w:r>
         <w:t xml:space="preserve">Development Manager, Software Engineer</w:t>
@@ -3753,7 +3698,6 @@
         <w:pStyle w:val="Heading2"/>
         <w:keepNext/>
         <w:keepLines/>
-        <w:spacing w:after="0" w:before="260"/>
       </w:pPr>
       <w:r>
         <w:t xml:space="preserve">Founder &amp; Developer — Mouthing Flowers</w:t>
@@ -3820,7 +3764,6 @@
         <w:pStyle w:val="Heading2"/>
         <w:keepNext/>
         <w:keepLines/>
-        <w:spacing w:after="0" w:before="260"/>
       </w:pPr>
       <w:r>
         <w:t xml:space="preserve">Software Engineer, Tech Lead</w:t>
@@ -3875,7 +3818,6 @@
         <w:pStyle w:val="Heading2"/>
         <w:keepNext/>
         <w:keepLines/>
-        <w:spacing w:after="0" w:before="260"/>
       </w:pPr>
       <w:r>
         <w:t xml:space="preserve">Software Engineer</w:t>
@@ -3930,7 +3872,6 @@
         <w:pStyle w:val="Heading2"/>
         <w:keepNext/>
         <w:keepLines/>
-        <w:spacing w:after="0" w:before="260"/>
       </w:pPr>
       <w:r>
         <w:t xml:space="preserve">Software Engineer</w:t>
@@ -3985,7 +3926,6 @@
         <w:pStyle w:val="Heading2"/>
         <w:keepNext/>
         <w:keepLines/>
-        <w:spacing w:after="0" w:before="260"/>
       </w:pPr>
       <w:r>
         <w:t xml:space="preserve">VP Applications Development</w:t>
@@ -4026,7 +3966,6 @@
         <w:pStyle w:val="Heading2"/>
         <w:keepNext/>
         <w:keepLines/>
-        <w:spacing w:after="0" w:before="260"/>
       </w:pPr>
       <w:r>
         <w:t xml:space="preserve">Software Engineer</w:t>
@@ -4067,7 +4006,6 @@
         <w:pStyle w:val="Heading2"/>
         <w:keepNext/>
         <w:keepLines/>
-        <w:spacing w:after="0" w:before="260"/>
       </w:pPr>
       <w:r>
         <w:t xml:space="preserve">Software Engineer</w:t>
@@ -4122,7 +4060,6 @@
         <w:pStyle w:val="Heading2"/>
         <w:keepNext/>
         <w:keepLines/>
-        <w:spacing w:after="0" w:before="260"/>
       </w:pPr>
       <w:r>
         <w:t xml:space="preserve">Software Engineer</w:t>
@@ -4163,7 +4100,6 @@
         <w:pStyle w:val="Heading2"/>
         <w:keepNext/>
         <w:keepLines/>
-        <w:spacing w:after="0" w:before="260"/>
       </w:pPr>
       <w:r>
         <w:t xml:space="preserve">Sole Software Engineer</w:t>
@@ -4218,7 +4154,6 @@
         <w:pStyle w:val="Heading2"/>
         <w:keepNext/>
         <w:keepLines/>
-        <w:spacing w:after="0" w:before="260"/>
       </w:pPr>
       <w:r>
         <w:t xml:space="preserve">Software Engineer</w:t>
@@ -4273,7 +4208,6 @@
         <w:pStyle w:val="Heading2"/>
         <w:keepNext/>
         <w:keepLines/>
-        <w:spacing w:after="0" w:before="260"/>
       </w:pPr>
       <w:r>
         <w:t xml:space="preserve">Sole Software Engineer</w:t>
@@ -4328,179 +4262,175 @@
         <w:pStyle w:val="Heading2"/>
         <w:keepNext/>
         <w:keepLines/>
+      </w:pPr>
+      <w:r>
+        <w:t xml:space="preserve">Associate Public Policy Analyst</w:t>
+      </w:r>
+    </w:p>
+    <w:p>
+      <w:pPr>
+        <w:keepNext/>
+        <w:spacing w:after="0"/>
+      </w:pPr>
+      <w:r>
+        <w:t xml:space="preserve">Pacific Environmental Services, Inc | 01/1980 - 09/1982</w:t>
+      </w:r>
+    </w:p>
+    <w:p>
+      <w:pPr>
+        <w:keepNext/>
+        <w:spacing w:after="40" w:before="140"/>
+      </w:pPr>
+      <w:r>
+        <w:rPr>
+          <w:b/>
+          <w:bCs/>
+        </w:rPr>
+        <w:t xml:space="preserve">Description:</w:t>
+      </w:r>
+    </w:p>
+    <w:p>
+      <w:pPr>
+        <w:spacing w:after="100"/>
+      </w:pPr>
+      <w:r>
+        <w:t xml:space="preserve">Conducted regulatory technical analyses, managed preparation of technical business proposals, managed a waste brokerage program</w:t>
+      </w:r>
+    </w:p>
+    <w:p>
+      <w:pPr>
+        <w:pStyle w:val="Heading1"/>
+        <w:keepNext/>
+      </w:pPr>
+      <w:r>
+        <w:t xml:space="preserve">LOCATION, LANGUAGES &amp; CITIZENSHIP</w:t>
+      </w:r>
+    </w:p>
+    <w:p>
+      <w:pPr>
+        <w:spacing w:after="100"/>
+      </w:pPr>
+      <w:r>
+        <w:t xml:space="preserve">Lived and worked for decades in both the U.S. and Canada, now based in Costa Rica. I have worked with distributed teams across Europe, Israel, India, and Australia, including leading offshore development teams in daily coordination.</w:t>
+      </w:r>
+    </w:p>
+    <w:p>
+      <w:pPr>
+        <w:spacing w:after="100"/>
+      </w:pPr>
+      <w:r>
+        <w:t xml:space="preserve">Languages: English (native proficiency), French (professional working proficiency)</w:t>
+      </w:r>
+    </w:p>
+    <w:p>
+      <w:pPr>
+        <w:spacing w:after="100"/>
+      </w:pPr>
+      <w:r>
+        <w:t xml:space="preserve">Citizenship: United States, Canada, United Kingdom</w:t>
+      </w:r>
+    </w:p>
+    <w:p>
+      <w:pPr>
+        <w:pStyle w:val="Heading1"/>
+        <w:keepNext/>
+      </w:pPr>
+      <w:r>
+        <w:t xml:space="preserve">EDUCATION</w:t>
+      </w:r>
+    </w:p>
+    <w:p>
+      <w:pPr>
+        <w:keepNext/>
         <w:spacing w:after="0" w:before="260"/>
       </w:pPr>
       <w:r>
-        <w:t xml:space="preserve">Associate Public Policy Analyst</w:t>
-      </w:r>
-    </w:p>
-    <w:p>
-      <w:pPr>
-        <w:keepNext/>
-        <w:spacing w:after="0"/>
-      </w:pPr>
-      <w:r>
-        <w:t xml:space="preserve">Pacific Environmental Services, Inc | 01/1980 - 09/1982</w:t>
-      </w:r>
-    </w:p>
-    <w:p>
-      <w:pPr>
-        <w:keepNext/>
-        <w:spacing w:after="40" w:before="140"/>
-      </w:pPr>
-      <w:r>
-        <w:rPr>
-          <w:b/>
-          <w:bCs/>
-        </w:rPr>
-        <w:t xml:space="preserve">Description:</w:t>
-      </w:r>
-    </w:p>
-    <w:p>
-      <w:pPr>
-        <w:spacing w:after="100"/>
-      </w:pPr>
-      <w:r>
-        <w:t xml:space="preserve">Conducted regulatory technical analyses, managed preparation of technical business proposals, managed a waste brokerage program</w:t>
+        <w:rPr>
+          <w:b/>
+          <w:bCs/>
+        </w:rPr>
+        <w:t xml:space="preserve">Duke University</w:t>
+      </w:r>
+    </w:p>
+    <w:p>
+      <w:pPr>
+        <w:keepNext w:val="false"/>
+        <w:spacing w:after="0"/>
+      </w:pPr>
+      <w:r>
+        <w:t xml:space="preserve">Masters, Environment Management | 1977-1980</w:t>
+      </w:r>
+    </w:p>
+    <w:p>
+      <w:pPr>
+        <w:keepNext/>
+        <w:spacing w:after="0" w:before="260"/>
+      </w:pPr>
+      <w:r>
+        <w:rPr>
+          <w:b/>
+          <w:bCs/>
+        </w:rPr>
+        <w:t xml:space="preserve">University of North Carolina at Chapel Hill</w:t>
+      </w:r>
+    </w:p>
+    <w:p>
+      <w:pPr>
+        <w:keepNext w:val="false"/>
+        <w:spacing w:after="0"/>
+      </w:pPr>
+      <w:r>
+        <w:t xml:space="preserve">Continuing Education, Computer Science | 1985-1987</w:t>
+      </w:r>
+    </w:p>
+    <w:p>
+      <w:pPr>
+        <w:keepNext/>
+        <w:spacing w:after="0" w:before="260"/>
+      </w:pPr>
+      <w:r>
+        <w:rPr>
+          <w:b/>
+          <w:bCs/>
+        </w:rPr>
+        <w:t xml:space="preserve">Duke University</w:t>
+      </w:r>
+    </w:p>
+    <w:p>
+      <w:pPr>
+        <w:keepNext w:val="false"/>
+        <w:spacing w:after="0"/>
+      </w:pPr>
+      <w:r>
+        <w:t xml:space="preserve">Master of Arts, Public Policy Sciences | 1977-1980</w:t>
+      </w:r>
+    </w:p>
+    <w:p>
+      <w:pPr>
+        <w:keepNext/>
+        <w:spacing w:after="0" w:before="260"/>
+      </w:pPr>
+      <w:r>
+        <w:rPr>
+          <w:b/>
+          <w:bCs/>
+        </w:rPr>
+        <w:t xml:space="preserve">Miami University</w:t>
+      </w:r>
+    </w:p>
+    <w:p>
+      <w:pPr>
+        <w:keepNext w:val="false"/>
+        <w:spacing w:after="0"/>
+      </w:pPr>
+      <w:r>
+        <w:t xml:space="preserve">Bachelor of Science, Botany | 1973-1977</w:t>
       </w:r>
     </w:p>
     <w:p>
       <w:pPr>
         <w:pStyle w:val="Heading1"/>
         <w:keepNext/>
-        <w:spacing w:after="140" w:before="320"/>
-      </w:pPr>
-      <w:r>
-        <w:t xml:space="preserve">LOCATION, LANGUAGES &amp; CITIZENSHIP</w:t>
-      </w:r>
-    </w:p>
-    <w:p>
-      <w:pPr>
-        <w:spacing w:after="100"/>
-      </w:pPr>
-      <w:r>
-        <w:t xml:space="preserve">Lived and worked for decades in both the U.S. and Canada, now based in Costa Rica. I have worked with distributed teams across Europe, Israel, India, and Australia, including leading offshore development teams in daily coordination.</w:t>
-      </w:r>
-    </w:p>
-    <w:p>
-      <w:pPr>
-        <w:spacing w:after="100"/>
-      </w:pPr>
-      <w:r>
-        <w:t xml:space="preserve">Languages: English (native proficiency), French (professional working proficiency)</w:t>
-      </w:r>
-    </w:p>
-    <w:p>
-      <w:pPr>
-        <w:spacing w:after="100"/>
-      </w:pPr>
-      <w:r>
-        <w:t xml:space="preserve">Citizenship: United States, Canada, United Kingdom</w:t>
-      </w:r>
-    </w:p>
-    <w:p>
-      <w:pPr>
-        <w:pStyle w:val="Heading1"/>
-        <w:keepNext/>
-        <w:spacing w:after="140" w:before="320"/>
-      </w:pPr>
-      <w:r>
-        <w:t xml:space="preserve">EDUCATION</w:t>
-      </w:r>
-    </w:p>
-    <w:p>
-      <w:pPr>
-        <w:keepNext/>
-        <w:spacing w:after="0" w:before="260"/>
-      </w:pPr>
-      <w:r>
-        <w:rPr>
-          <w:b/>
-          <w:bCs/>
-        </w:rPr>
-        <w:t xml:space="preserve">Duke University</w:t>
-      </w:r>
-    </w:p>
-    <w:p>
-      <w:pPr>
-        <w:keepNext w:val="false"/>
-        <w:spacing w:after="0"/>
-      </w:pPr>
-      <w:r>
-        <w:t xml:space="preserve">Masters, Environment Management | 1977-1980</w:t>
-      </w:r>
-    </w:p>
-    <w:p>
-      <w:pPr>
-        <w:keepNext/>
-        <w:spacing w:after="0" w:before="260"/>
-      </w:pPr>
-      <w:r>
-        <w:rPr>
-          <w:b/>
-          <w:bCs/>
-        </w:rPr>
-        <w:t xml:space="preserve">University of North Carolina at Chapel Hill</w:t>
-      </w:r>
-    </w:p>
-    <w:p>
-      <w:pPr>
-        <w:keepNext w:val="false"/>
-        <w:spacing w:after="0"/>
-      </w:pPr>
-      <w:r>
-        <w:t xml:space="preserve">Continuing Education, Computer Science | 1985-1987</w:t>
-      </w:r>
-    </w:p>
-    <w:p>
-      <w:pPr>
-        <w:keepNext/>
-        <w:spacing w:after="0" w:before="260"/>
-      </w:pPr>
-      <w:r>
-        <w:rPr>
-          <w:b/>
-          <w:bCs/>
-        </w:rPr>
-        <w:t xml:space="preserve">Duke University</w:t>
-      </w:r>
-    </w:p>
-    <w:p>
-      <w:pPr>
-        <w:keepNext w:val="false"/>
-        <w:spacing w:after="0"/>
-      </w:pPr>
-      <w:r>
-        <w:t xml:space="preserve">Master of Arts, Public Policy Sciences | 1977-1980</w:t>
-      </w:r>
-    </w:p>
-    <w:p>
-      <w:pPr>
-        <w:keepNext/>
-        <w:spacing w:after="0" w:before="260"/>
-      </w:pPr>
-      <w:r>
-        <w:rPr>
-          <w:b/>
-          <w:bCs/>
-        </w:rPr>
-        <w:t xml:space="preserve">Miami University</w:t>
-      </w:r>
-    </w:p>
-    <w:p>
-      <w:pPr>
-        <w:keepNext w:val="false"/>
-        <w:spacing w:after="0"/>
-      </w:pPr>
-      <w:r>
-        <w:t xml:space="preserve">Bachelor of Science, Botany | 1973-1977</w:t>
-      </w:r>
-    </w:p>
-    <w:p>
-      <w:pPr>
-        <w:pStyle w:val="Heading1"/>
-        <w:keepNext/>
-        <w:spacing w:after="140" w:before="320"/>
       </w:pPr>
       <w:r>
         <w:t xml:space="preserve">PUBLICATIONS</w:t>
@@ -5113,8 +5043,8 @@
       <w:b/>
       <w:bCs/>
       <w:color w:val="000000"/>
-      <w:sz w:val="32"/>
-      <w:szCs w:val="32"/>
+      <w:sz w:val="36"/>
+      <w:szCs w:val="36"/>
     </w:rPr>
   </w:style>
   <w:style w:type="paragraph" w:styleId="Heading1">
@@ -5123,7 +5053,10 @@
     <w:next w:val="Normal"/>
     <w:qFormat/>
     <w:pPr>
-      <w:spacing w:after="140" w:before="320"/>
+      <w:pBdr>
+        <w:bottom w:val="single" w:color="000000" w:sz="6" w:space="4"/>
+      </w:pBdr>
+      <w:spacing w:after="140" w:before="360"/>
       <w:outlineLvl w:val="0"/>
     </w:pPr>
     <w:rPr>
@@ -5131,8 +5064,8 @@
       <w:b/>
       <w:bCs/>
       <w:color w:val="000000"/>
-      <w:sz w:val="24"/>
-      <w:szCs w:val="24"/>
+      <w:sz w:val="28"/>
+      <w:szCs w:val="28"/>
     </w:rPr>
   </w:style>
   <w:style w:type="paragraph" w:styleId="Heading2">
@@ -5141,7 +5074,7 @@
     <w:next w:val="Normal"/>
     <w:qFormat/>
     <w:pPr>
-      <w:spacing w:after="60" w:before="180"/>
+      <w:spacing w:after="0" w:before="280"/>
       <w:outlineLvl w:val="1"/>
     </w:pPr>
     <w:rPr>
@@ -5149,8 +5082,8 @@
       <w:b/>
       <w:bCs/>
       <w:color w:val="000000"/>
-      <w:sz w:val="22"/>
-      <w:szCs w:val="22"/>
+      <w:sz w:val="26"/>
+      <w:szCs w:val="26"/>
     </w:rPr>
   </w:style>
   <w:style w:type="paragraph" w:styleId="Heading3">

--- a/src/static/resume.docx
+++ b/src/static/resume.docx
@@ -4295,6 +4295,246 @@
       </w:pPr>
       <w:r>
         <w:t xml:space="preserve">Conducted regulatory technical analyses, managed preparation of technical business proposals, managed a waste brokerage program</w:t>
+      </w:r>
+    </w:p>
+    <w:p>
+      <w:pPr>
+        <w:pStyle w:val="Heading1"/>
+        <w:keepNext/>
+      </w:pPr>
+      <w:r>
+        <w:t xml:space="preserve">TESTIMONIALS</w:t>
+      </w:r>
+    </w:p>
+    <w:p>
+      <w:pPr>
+        <w:spacing w:after="100"/>
+      </w:pPr>
+      <w:r>
+        <w:t xml:space="preserve">"Doug is a brilliant front-end engineer who stands out for his exceptional professionalism, team-player attitude, and a strong sense of ownership. He goes out of his way to ensure that projects are delivered on time and to the highest possible standard. Doug is great at leading other developers and working across disciplines, he's an expert in prioritization and can dissect complex problems. His perfectionism and ability to set a great example for the team have been invaluable. I had the chance to work with Doug on multiple Web3 projects throughout the years and I would always look forward to an opportunity to work with him."</w:t>
+      </w:r>
+    </w:p>
+    <w:p>
+      <w:pPr>
+        <w:keepNext/>
+        <w:spacing w:after="0" w:before="260"/>
+      </w:pPr>
+      <w:r>
+        <w:rPr>
+          <w:b/>
+          <w:bCs/>
+        </w:rPr>
+        <w:t xml:space="preserve">Renç Korzay, Web3 Product Manager (Curve Labs)</w:t>
+      </w:r>
+    </w:p>
+    <w:p>
+      <w:pPr>
+        <w:keepNext w:val="false"/>
+        <w:spacing w:after="0"/>
+      </w:pPr>
+      <w:hyperlink w:history="1" r:id="rIdLink30">
+        <w:r>
+          <w:rPr>
+            <w:rStyle w:val="Hyperlink"/>
+          </w:rPr>
+          <w:t xml:space="preserve">https://www.linkedin.com/in/renckorzay/</w:t>
+        </w:r>
+      </w:hyperlink>
+    </w:p>
+    <w:p>
+      <w:pPr>
+        <w:spacing w:after="100" w:before="260"/>
+      </w:pPr>
+      <w:r>
+        <w:t xml:space="preserve">"It's rare that you come across standout talent like Doug. I hired Doug as an application developer in my analytics team at PSP. He was able to complete the development of complex data products with complex custom visualizations on time. I was particularly impressed by Doug’s ability to precisely understand business requirements effortlessly due to his extensive experience as well as being an amazing team player."</w:t>
+      </w:r>
+    </w:p>
+    <w:p>
+      <w:pPr>
+        <w:keepNext/>
+        <w:spacing w:after="0" w:before="260"/>
+      </w:pPr>
+      <w:r>
+        <w:rPr>
+          <w:b/>
+          <w:bCs/>
+        </w:rPr>
+        <w:t xml:space="preserve">Ghalem Ben Nouna, Senior Director of Data Management and Business Intelligence at Ivanhoé Cambridge (PSP Investments)</w:t>
+      </w:r>
+    </w:p>
+    <w:p>
+      <w:pPr>
+        <w:keepNext w:val="false"/>
+        <w:spacing w:after="0"/>
+      </w:pPr>
+      <w:hyperlink w:history="1" r:id="rIdLink31">
+        <w:r>
+          <w:rPr>
+            <w:rStyle w:val="Hyperlink"/>
+          </w:rPr>
+          <w:t xml:space="preserve">https://www.linkedin.com/in/ghalem-ben-nouna-2356011/</w:t>
+        </w:r>
+      </w:hyperlink>
+    </w:p>
+    <w:p>
+      <w:pPr>
+        <w:spacing w:after="100" w:before="260"/>
+      </w:pPr>
+      <w:r>
+        <w:t xml:space="preserve">"I know Doug Kent both personally and professionally. I have had the great pleasure of working with him on several projects at multiple companies. These include industry changing applications like Shiftwise (healthcare staffing vendor management systems) and at large companies like GE . He is a highly reliable and methodical .NET web developer, and the best OO developer I've worked with. Doug works well solo and on teams and is an excellent communicator in both settings. On that point, he is an open and honest person and one who is not afraid to speak up (appropriately) when necessary. He is my go to .NET developer for these reasons, and also because he takes full ownership of his work; including peripheral dependencies, and will self manage through to completion."</w:t>
+      </w:r>
+    </w:p>
+    <w:p>
+      <w:pPr>
+        <w:keepNext/>
+        <w:spacing w:after="0" w:before="260"/>
+      </w:pPr>
+      <w:r>
+        <w:rPr>
+          <w:b/>
+          <w:bCs/>
+        </w:rPr>
+        <w:t xml:space="preserve">Ross Barbieri, Serial Entrepreneur, CTO and Software Development Manager (Shiftwise)</w:t>
+      </w:r>
+    </w:p>
+    <w:p>
+      <w:pPr>
+        <w:keepNext w:val="false"/>
+        <w:spacing w:after="0"/>
+      </w:pPr>
+      <w:hyperlink w:history="1" r:id="rIdLink32">
+        <w:r>
+          <w:rPr>
+            <w:rStyle w:val="Hyperlink"/>
+          </w:rPr>
+          <w:t xml:space="preserve">https://www.linkedin.com/in/rosshere/</w:t>
+        </w:r>
+      </w:hyperlink>
+    </w:p>
+    <w:p>
+      <w:pPr>
+        <w:pStyle w:val="Heading1"/>
+        <w:keepNext/>
+      </w:pPr>
+      <w:r>
+        <w:t xml:space="preserve">PROFESSIONAL APPROACH</w:t>
+      </w:r>
+    </w:p>
+    <w:p>
+      <w:pPr>
+        <w:pStyle w:val="ListParagraph"/>
+        <w:numPr>
+          <w:ilvl w:val="0"/>
+          <w:numId w:val="1"/>
+        </w:numPr>
+        <w:spacing w:after="60"/>
+      </w:pPr>
+      <w:r>
+        <w:t xml:space="preserve">I have the maturity and experience to design, develop, coordinate, and lead a team from product conception to release.</w:t>
+      </w:r>
+    </w:p>
+    <w:p>
+      <w:pPr>
+        <w:pStyle w:val="ListParagraph"/>
+        <w:numPr>
+          <w:ilvl w:val="0"/>
+          <w:numId w:val="1"/>
+        </w:numPr>
+        <w:spacing w:after="60"/>
+      </w:pPr>
+      <w:r>
+        <w:t xml:space="preserve">I can put AI to work on real implementation while supplying what it lacks — the judgment, earned over decades, to recognize when a plausible-looking design is wrong.</w:t>
+      </w:r>
+    </w:p>
+    <w:p>
+      <w:pPr>
+        <w:pStyle w:val="ListParagraph"/>
+        <w:numPr>
+          <w:ilvl w:val="0"/>
+          <w:numId w:val="1"/>
+        </w:numPr>
+        <w:spacing w:after="60"/>
+      </w:pPr>
+      <w:r>
+        <w:t xml:space="preserve">I have the broad full-stack knowledge and self-starting mentality to single-handedly architect, design, implement, document, test and deploy an entire application.</w:t>
+      </w:r>
+    </w:p>
+    <w:p>
+      <w:pPr>
+        <w:pStyle w:val="ListParagraph"/>
+        <w:numPr>
+          <w:ilvl w:val="0"/>
+          <w:numId w:val="1"/>
+        </w:numPr>
+        <w:spacing w:after="60"/>
+      </w:pPr>
+      <w:r>
+        <w:t xml:space="preserve">I have worked with some of the best programmers and managers at some of the greatest software companies in the world.</w:t>
+      </w:r>
+    </w:p>
+    <w:p>
+      <w:pPr>
+        <w:pStyle w:val="ListParagraph"/>
+        <w:numPr>
+          <w:ilvl w:val="0"/>
+          <w:numId w:val="1"/>
+        </w:numPr>
+        <w:spacing w:after="60"/>
+      </w:pPr>
+      <w:r>
+        <w:t xml:space="preserve">I am a great team player, leader and communicator, fully embracing team diversity and cohesiveness.</w:t>
+      </w:r>
+    </w:p>
+    <w:p>
+      <w:pPr>
+        <w:pStyle w:val="ListParagraph"/>
+        <w:numPr>
+          <w:ilvl w:val="0"/>
+          <w:numId w:val="1"/>
+        </w:numPr>
+        <w:spacing w:after="60"/>
+      </w:pPr>
+      <w:r>
+        <w:t xml:space="preserve">I am creative and love solving challenging problems.</w:t>
+      </w:r>
+    </w:p>
+    <w:p>
+      <w:pPr>
+        <w:pStyle w:val="ListParagraph"/>
+        <w:numPr>
+          <w:ilvl w:val="0"/>
+          <w:numId w:val="1"/>
+        </w:numPr>
+        <w:spacing w:after="60"/>
+      </w:pPr>
+      <w:r>
+        <w:t xml:space="preserve">I enjoy mentoring anyone who seeks it.</w:t>
+      </w:r>
+    </w:p>
+    <w:p>
+      <w:pPr>
+        <w:pStyle w:val="ListParagraph"/>
+        <w:numPr>
+          <w:ilvl w:val="0"/>
+          <w:numId w:val="1"/>
+        </w:numPr>
+        <w:spacing w:after="60"/>
+      </w:pPr>
+      <w:r>
+        <w:t xml:space="preserve">I am reliable and honest: I speak truth to clients and colleagues.</w:t>
+      </w:r>
+    </w:p>
+    <w:p>
+      <w:pPr>
+        <w:pStyle w:val="ListParagraph"/>
+        <w:numPr>
+          <w:ilvl w:val="0"/>
+          <w:numId w:val="1"/>
+        </w:numPr>
+        <w:spacing w:after="60"/>
+      </w:pPr>
+      <w:r>
+        <w:t xml:space="preserve">I try to view situations from your point of view to anticipate your needs and assist you in building your antifragility.</w:t>
       </w:r>
     </w:p>
     <w:p>

--- a/src/static/resume.docx
+++ b/src/static/resume.docx
@@ -4417,7 +4417,7 @@
         <w:keepNext/>
       </w:pPr>
       <w:r>
-        <w:t xml:space="preserve">PROFESSIONAL APPROACH</w:t>
+        <w:t xml:space="preserve">WHAT YOU CAN EXPECT FROM ME</w:t>
       </w:r>
     </w:p>
     <w:p>

--- a/src/static/resume.docx
+++ b/src/static/resume.docx
@@ -382,6 +382,246 @@
         <w:keepNext/>
       </w:pPr>
       <w:r>
+        <w:t xml:space="preserve">TESTIMONIALS</w:t>
+      </w:r>
+    </w:p>
+    <w:p>
+      <w:pPr>
+        <w:spacing w:after="100"/>
+      </w:pPr>
+      <w:r>
+        <w:t xml:space="preserve">"Doug is a brilliant front-end engineer who stands out for his exceptional professionalism, team-player attitude, and a strong sense of ownership. He goes out of his way to ensure that projects are delivered on time and to the highest possible standard. Doug is great at leading other developers and working across disciplines, he's an expert in prioritization and can dissect complex problems. His perfectionism and ability to set a great example for the team have been invaluable. I had the chance to work with Doug on multiple Web3 projects throughout the years and I would always look forward to an opportunity to work with him."</w:t>
+      </w:r>
+    </w:p>
+    <w:p>
+      <w:pPr>
+        <w:keepNext/>
+        <w:spacing w:after="0" w:before="260"/>
+      </w:pPr>
+      <w:r>
+        <w:rPr>
+          <w:b/>
+          <w:bCs/>
+        </w:rPr>
+        <w:t xml:space="preserve">Renç Korzay, Web3 Product Manager (Curve Labs)</w:t>
+      </w:r>
+    </w:p>
+    <w:p>
+      <w:pPr>
+        <w:keepNext w:val="false"/>
+        <w:spacing w:after="0"/>
+      </w:pPr>
+      <w:hyperlink w:history="1" r:id="rIdLink4">
+        <w:r>
+          <w:rPr>
+            <w:rStyle w:val="Hyperlink"/>
+          </w:rPr>
+          <w:t xml:space="preserve">https://www.linkedin.com/in/renckorzay/</w:t>
+        </w:r>
+      </w:hyperlink>
+    </w:p>
+    <w:p>
+      <w:pPr>
+        <w:spacing w:after="100" w:before="260"/>
+      </w:pPr>
+      <w:r>
+        <w:t xml:space="preserve">"It's rare that you come across standout talent like Doug. I hired Doug as an application developer in my analytics team at PSP. He was able to complete the development of complex data products with complex custom visualizations on time. I was particularly impressed by Doug’s ability to precisely understand business requirements effortlessly due to his extensive experience as well as being an amazing team player."</w:t>
+      </w:r>
+    </w:p>
+    <w:p>
+      <w:pPr>
+        <w:keepNext/>
+        <w:spacing w:after="0" w:before="260"/>
+      </w:pPr>
+      <w:r>
+        <w:rPr>
+          <w:b/>
+          <w:bCs/>
+        </w:rPr>
+        <w:t xml:space="preserve">Ghalem Ben Nouna, Senior Director of Data Management and Business Intelligence at Ivanhoé Cambridge (PSP Investments)</w:t>
+      </w:r>
+    </w:p>
+    <w:p>
+      <w:pPr>
+        <w:keepNext w:val="false"/>
+        <w:spacing w:after="0"/>
+      </w:pPr>
+      <w:hyperlink w:history="1" r:id="rIdLink5">
+        <w:r>
+          <w:rPr>
+            <w:rStyle w:val="Hyperlink"/>
+          </w:rPr>
+          <w:t xml:space="preserve">https://www.linkedin.com/in/ghalem-ben-nouna-2356011/</w:t>
+        </w:r>
+      </w:hyperlink>
+    </w:p>
+    <w:p>
+      <w:pPr>
+        <w:spacing w:after="100" w:before="260"/>
+      </w:pPr>
+      <w:r>
+        <w:t xml:space="preserve">"I know Doug Kent both personally and professionally. I have had the great pleasure of working with him on several projects at multiple companies. These include industry changing applications like Shiftwise (healthcare staffing vendor management systems) and at large companies like GE . He is a highly reliable and methodical .NET web developer, and the best OO developer I've worked with. Doug works well solo and on teams and is an excellent communicator in both settings. On that point, he is an open and honest person and one who is not afraid to speak up (appropriately) when necessary. He is my go to .NET developer for these reasons, and also because he takes full ownership of his work; including peripheral dependencies, and will self manage through to completion."</w:t>
+      </w:r>
+    </w:p>
+    <w:p>
+      <w:pPr>
+        <w:keepNext/>
+        <w:spacing w:after="0" w:before="260"/>
+      </w:pPr>
+      <w:r>
+        <w:rPr>
+          <w:b/>
+          <w:bCs/>
+        </w:rPr>
+        <w:t xml:space="preserve">Ross Barbieri, Serial Entrepreneur, CTO and Software Development Manager (Shiftwise)</w:t>
+      </w:r>
+    </w:p>
+    <w:p>
+      <w:pPr>
+        <w:keepNext w:val="false"/>
+        <w:spacing w:after="0"/>
+      </w:pPr>
+      <w:hyperlink w:history="1" r:id="rIdLink6">
+        <w:r>
+          <w:rPr>
+            <w:rStyle w:val="Hyperlink"/>
+          </w:rPr>
+          <w:t xml:space="preserve">https://www.linkedin.com/in/rosshere/</w:t>
+        </w:r>
+      </w:hyperlink>
+    </w:p>
+    <w:p>
+      <w:pPr>
+        <w:pStyle w:val="Heading1"/>
+        <w:keepNext/>
+      </w:pPr>
+      <w:r>
+        <w:t xml:space="preserve">WHAT YOU CAN EXPECT FROM ME</w:t>
+      </w:r>
+    </w:p>
+    <w:p>
+      <w:pPr>
+        <w:pStyle w:val="ListParagraph"/>
+        <w:numPr>
+          <w:ilvl w:val="0"/>
+          <w:numId w:val="1"/>
+        </w:numPr>
+        <w:spacing w:after="60"/>
+      </w:pPr>
+      <w:r>
+        <w:t xml:space="preserve">I have the maturity and experience to design, develop, coordinate, and lead a team from product conception to release.</w:t>
+      </w:r>
+    </w:p>
+    <w:p>
+      <w:pPr>
+        <w:pStyle w:val="ListParagraph"/>
+        <w:numPr>
+          <w:ilvl w:val="0"/>
+          <w:numId w:val="1"/>
+        </w:numPr>
+        <w:spacing w:after="60"/>
+      </w:pPr>
+      <w:r>
+        <w:t xml:space="preserve">I can put AI to work on real implementation while supplying what it lacks — the judgment, earned over decades, to recognize when a plausible-looking design is wrong.</w:t>
+      </w:r>
+    </w:p>
+    <w:p>
+      <w:pPr>
+        <w:pStyle w:val="ListParagraph"/>
+        <w:numPr>
+          <w:ilvl w:val="0"/>
+          <w:numId w:val="1"/>
+        </w:numPr>
+        <w:spacing w:after="60"/>
+      </w:pPr>
+      <w:r>
+        <w:t xml:space="preserve">I have the broad full-stack knowledge and self-starting mentality to single-handedly architect, design, implement, document, test and deploy an entire application.</w:t>
+      </w:r>
+    </w:p>
+    <w:p>
+      <w:pPr>
+        <w:pStyle w:val="ListParagraph"/>
+        <w:numPr>
+          <w:ilvl w:val="0"/>
+          <w:numId w:val="1"/>
+        </w:numPr>
+        <w:spacing w:after="60"/>
+      </w:pPr>
+      <w:r>
+        <w:t xml:space="preserve">I have worked with some of the best programmers and managers at some of the greatest software companies in the world.</w:t>
+      </w:r>
+    </w:p>
+    <w:p>
+      <w:pPr>
+        <w:pStyle w:val="ListParagraph"/>
+        <w:numPr>
+          <w:ilvl w:val="0"/>
+          <w:numId w:val="1"/>
+        </w:numPr>
+        <w:spacing w:after="60"/>
+      </w:pPr>
+      <w:r>
+        <w:t xml:space="preserve">I am a great team player, leader and communicator, fully embracing team diversity and cohesiveness.</w:t>
+      </w:r>
+    </w:p>
+    <w:p>
+      <w:pPr>
+        <w:pStyle w:val="ListParagraph"/>
+        <w:numPr>
+          <w:ilvl w:val="0"/>
+          <w:numId w:val="1"/>
+        </w:numPr>
+        <w:spacing w:after="60"/>
+      </w:pPr>
+      <w:r>
+        <w:t xml:space="preserve">I am creative and love solving challenging problems.</w:t>
+      </w:r>
+    </w:p>
+    <w:p>
+      <w:pPr>
+        <w:pStyle w:val="ListParagraph"/>
+        <w:numPr>
+          <w:ilvl w:val="0"/>
+          <w:numId w:val="1"/>
+        </w:numPr>
+        <w:spacing w:after="60"/>
+      </w:pPr>
+      <w:r>
+        <w:t xml:space="preserve">I enjoy mentoring anyone who seeks it.</w:t>
+      </w:r>
+    </w:p>
+    <w:p>
+      <w:pPr>
+        <w:pStyle w:val="ListParagraph"/>
+        <w:numPr>
+          <w:ilvl w:val="0"/>
+          <w:numId w:val="1"/>
+        </w:numPr>
+        <w:spacing w:after="60"/>
+      </w:pPr>
+      <w:r>
+        <w:t xml:space="preserve">I am reliable and honest: I speak truth to clients and colleagues.</w:t>
+      </w:r>
+    </w:p>
+    <w:p>
+      <w:pPr>
+        <w:pStyle w:val="ListParagraph"/>
+        <w:numPr>
+          <w:ilvl w:val="0"/>
+          <w:numId w:val="1"/>
+        </w:numPr>
+        <w:spacing w:after="60"/>
+      </w:pPr>
+      <w:r>
+        <w:t xml:space="preserve">I try to view situations from your point of view to anticipate your needs and assist you in building your antifragility.</w:t>
+      </w:r>
+    </w:p>
+    <w:p>
+      <w:pPr>
+        <w:pStyle w:val="Heading1"/>
+        <w:keepNext/>
+      </w:pPr>
+      <w:r>
         <w:t xml:space="preserve">SKILLS AND TECHNOLOGIES</w:t>
       </w:r>
     </w:p>
@@ -741,7 +981,7 @@
         <w:keepNext/>
         <w:spacing w:after="0"/>
       </w:pPr>
-      <w:hyperlink w:history="1" r:id="rIdLink4">
+      <w:hyperlink w:history="1" r:id="rIdLink7">
         <w:r>
           <w:rPr>
             <w:rStyle w:val="Hyperlink"/>
@@ -933,7 +1173,7 @@
         <w:keepNext/>
         <w:spacing w:after="0"/>
       </w:pPr>
-      <w:hyperlink w:history="1" r:id="rIdLink5">
+      <w:hyperlink w:history="1" r:id="rIdLink8">
         <w:r>
           <w:rPr>
             <w:rStyle w:val="Hyperlink"/>
@@ -1073,7 +1313,7 @@
         <w:keepNext/>
         <w:spacing w:after="0"/>
       </w:pPr>
-      <w:hyperlink w:history="1" r:id="rIdLink6">
+      <w:hyperlink w:history="1" r:id="rIdLink9">
         <w:r>
           <w:rPr>
             <w:rStyle w:val="Hyperlink"/>
@@ -1252,7 +1492,7 @@
         <w:keepNext/>
         <w:spacing w:after="0"/>
       </w:pPr>
-      <w:hyperlink w:history="1" r:id="rIdLink7">
+      <w:hyperlink w:history="1" r:id="rIdLink10">
         <w:r>
           <w:rPr>
             <w:rStyle w:val="Hyperlink"/>
@@ -1405,7 +1645,7 @@
         <w:keepNext/>
         <w:spacing w:after="0"/>
       </w:pPr>
-      <w:hyperlink w:history="1" r:id="rIdLink8">
+      <w:hyperlink w:history="1" r:id="rIdLink11">
         <w:r>
           <w:rPr>
             <w:rStyle w:val="Hyperlink"/>
@@ -1636,7 +1876,7 @@
         <w:keepNext/>
         <w:spacing w:after="0"/>
       </w:pPr>
-      <w:hyperlink w:history="1" r:id="rIdLink9">
+      <w:hyperlink w:history="1" r:id="rIdLink12">
         <w:r>
           <w:rPr>
             <w:rStyle w:val="Hyperlink"/>
@@ -1815,7 +2055,7 @@
         <w:keepNext/>
         <w:spacing w:after="0"/>
       </w:pPr>
-      <w:hyperlink w:history="1" r:id="rIdLink10">
+      <w:hyperlink w:history="1" r:id="rIdLink13">
         <w:r>
           <w:rPr>
             <w:rStyle w:val="Hyperlink"/>
@@ -1916,7 +2156,7 @@
         <w:keepNext/>
         <w:spacing w:after="0"/>
       </w:pPr>
-      <w:hyperlink w:history="1" r:id="rIdLink11">
+      <w:hyperlink w:history="1" r:id="rIdLink14">
         <w:r>
           <w:rPr>
             <w:rStyle w:val="Hyperlink"/>
@@ -2056,7 +2296,7 @@
         <w:keepNext/>
         <w:spacing w:after="0"/>
       </w:pPr>
-      <w:hyperlink w:history="1" r:id="rIdLink12">
+      <w:hyperlink w:history="1" r:id="rIdLink15">
         <w:r>
           <w:rPr>
             <w:rStyle w:val="Hyperlink"/>
@@ -2209,7 +2449,7 @@
         <w:keepNext/>
         <w:spacing w:after="0"/>
       </w:pPr>
-      <w:hyperlink w:history="1" r:id="rIdLink13">
+      <w:hyperlink w:history="1" r:id="rIdLink16">
         <w:r>
           <w:rPr>
             <w:rStyle w:val="Hyperlink"/>
@@ -2575,7 +2815,7 @@
         <w:keepNext/>
         <w:spacing w:after="0"/>
       </w:pPr>
-      <w:hyperlink w:history="1" r:id="rIdLink14">
+      <w:hyperlink w:history="1" r:id="rIdLink17">
         <w:r>
           <w:rPr>
             <w:rStyle w:val="Hyperlink"/>
@@ -2741,7 +2981,7 @@
         <w:keepNext/>
         <w:spacing w:after="0"/>
       </w:pPr>
-      <w:hyperlink w:history="1" r:id="rIdLink15">
+      <w:hyperlink w:history="1" r:id="rIdLink18">
         <w:r>
           <w:rPr>
             <w:rStyle w:val="Hyperlink"/>
@@ -2907,7 +3147,7 @@
         <w:keepNext/>
         <w:spacing w:after="0"/>
       </w:pPr>
-      <w:hyperlink w:history="1" r:id="rIdLink16">
+      <w:hyperlink w:history="1" r:id="rIdLink19">
         <w:r>
           <w:rPr>
             <w:rStyle w:val="Hyperlink"/>
@@ -3021,7 +3261,7 @@
         <w:keepNext/>
         <w:spacing w:after="0"/>
       </w:pPr>
-      <w:hyperlink w:history="1" r:id="rIdLink17">
+      <w:hyperlink w:history="1" r:id="rIdLink20">
         <w:r>
           <w:rPr>
             <w:rStyle w:val="Hyperlink"/>
@@ -3148,7 +3388,7 @@
         <w:keepNext/>
         <w:spacing w:after="0"/>
       </w:pPr>
-      <w:hyperlink w:history="1" r:id="rIdLink18">
+      <w:hyperlink w:history="1" r:id="rIdLink21">
         <w:r>
           <w:rPr>
             <w:rStyle w:val="Hyperlink"/>
@@ -3275,7 +3515,7 @@
         <w:keepNext/>
         <w:spacing w:after="0"/>
       </w:pPr>
-      <w:hyperlink w:history="1" r:id="rIdLink19">
+      <w:hyperlink w:history="1" r:id="rIdLink22">
         <w:r>
           <w:rPr>
             <w:rStyle w:val="Hyperlink"/>
@@ -3415,7 +3655,7 @@
         <w:keepNext/>
         <w:spacing w:after="0"/>
       </w:pPr>
-      <w:hyperlink w:history="1" r:id="rIdLink20">
+      <w:hyperlink w:history="1" r:id="rIdLink23">
         <w:r>
           <w:rPr>
             <w:rStyle w:val="Hyperlink"/>
@@ -3609,7 +3849,7 @@
         <w:keepNext/>
         <w:spacing w:after="0"/>
       </w:pPr>
-      <w:hyperlink w:history="1" r:id="rIdLink21">
+      <w:hyperlink w:history="1" r:id="rIdLink24">
         <w:r>
           <w:rPr>
             <w:rStyle w:val="Hyperlink"/>
@@ -3663,7 +3903,7 @@
         <w:keepNext/>
         <w:spacing w:after="0"/>
       </w:pPr>
-      <w:hyperlink w:history="1" r:id="rIdLink22">
+      <w:hyperlink w:history="1" r:id="rIdLink25">
         <w:r>
           <w:rPr>
             <w:rStyle w:val="Hyperlink"/>
@@ -3783,7 +4023,7 @@
         <w:keepNext/>
         <w:spacing w:after="0"/>
       </w:pPr>
-      <w:hyperlink w:history="1" r:id="rIdLink23">
+      <w:hyperlink w:history="1" r:id="rIdLink26">
         <w:r>
           <w:rPr>
             <w:rStyle w:val="Hyperlink"/>
@@ -3837,7 +4077,7 @@
         <w:keepNext/>
         <w:spacing w:after="0"/>
       </w:pPr>
-      <w:hyperlink w:history="1" r:id="rIdLink24">
+      <w:hyperlink w:history="1" r:id="rIdLink27">
         <w:r>
           <w:rPr>
             <w:rStyle w:val="Hyperlink"/>
@@ -3891,7 +4131,7 @@
         <w:keepNext/>
         <w:spacing w:after="0"/>
       </w:pPr>
-      <w:hyperlink w:history="1" r:id="rIdLink25">
+      <w:hyperlink w:history="1" r:id="rIdLink28">
         <w:r>
           <w:rPr>
             <w:rStyle w:val="Hyperlink"/>
@@ -4018,208 +4258,6 @@
       </w:pPr>
       <w:r>
         <w:t xml:space="preserve">University of North Carolina | 11/1988 - 12/1989</w:t>
-      </w:r>
-    </w:p>
-    <w:p>
-      <w:pPr>
-        <w:keepNext/>
-        <w:spacing w:after="0"/>
-      </w:pPr>
-      <w:hyperlink w:history="1" r:id="rIdLink26">
-        <w:r>
-          <w:rPr>
-            <w:rStyle w:val="Hyperlink"/>
-          </w:rPr>
-          <w:t xml:space="preserve">https://www.unc.edu/</w:t>
-        </w:r>
-      </w:hyperlink>
-    </w:p>
-    <w:p>
-      <w:pPr>
-        <w:keepNext/>
-        <w:spacing w:after="40" w:before="140"/>
-      </w:pPr>
-      <w:r>
-        <w:rPr>
-          <w:b/>
-          <w:bCs/>
-        </w:rPr>
-        <w:t xml:space="preserve">Description:</w:t>
-      </w:r>
-    </w:p>
-    <w:p>
-      <w:pPr>
-        <w:spacing w:after="100"/>
-      </w:pPr>
-      <w:r>
-        <w:t xml:space="preserve">For EGA/VGA graphics hardware, developed code that reproduces PGA 3D and 2D graphics hardware commands</w:t>
-      </w:r>
-    </w:p>
-    <w:p>
-      <w:pPr>
-        <w:pStyle w:val="Heading2"/>
-        <w:keepNext/>
-        <w:keepLines/>
-      </w:pPr>
-      <w:r>
-        <w:t xml:space="preserve">Software Engineer</w:t>
-      </w:r>
-    </w:p>
-    <w:p>
-      <w:pPr>
-        <w:keepNext/>
-        <w:spacing w:after="0"/>
-      </w:pPr>
-      <w:r>
-        <w:t xml:space="preserve">Dupont Design Technologies, Inc. | 03/1988 - 11/1988</w:t>
-      </w:r>
-    </w:p>
-    <w:p>
-      <w:pPr>
-        <w:keepNext/>
-        <w:spacing w:after="40" w:before="140"/>
-      </w:pPr>
-      <w:r>
-        <w:rPr>
-          <w:b/>
-          <w:bCs/>
-        </w:rPr>
-        <w:t xml:space="preserve">Description:</w:t>
-      </w:r>
-    </w:p>
-    <w:p>
-      <w:pPr>
-        <w:spacing w:after="100"/>
-      </w:pPr>
-      <w:r>
-        <w:t xml:space="preserve">Developed object-oriented, resolution-independent 2D graphics code, including airbrushes, framebuffer manager, and graphics hardware emulator</w:t>
-      </w:r>
-    </w:p>
-    <w:p>
-      <w:pPr>
-        <w:pStyle w:val="Heading2"/>
-        <w:keepNext/>
-        <w:keepLines/>
-      </w:pPr>
-      <w:r>
-        <w:t xml:space="preserve">Sole Software Engineer</w:t>
-      </w:r>
-    </w:p>
-    <w:p>
-      <w:pPr>
-        <w:keepNext/>
-        <w:spacing w:after="0"/>
-      </w:pPr>
-      <w:r>
-        <w:t xml:space="preserve">SAS Institute Inc. | 12/1986 - 05/1987</w:t>
-      </w:r>
-    </w:p>
-    <w:p>
-      <w:pPr>
-        <w:keepNext/>
-        <w:spacing w:after="0"/>
-      </w:pPr>
-      <w:hyperlink w:history="1" r:id="rIdLink27">
-        <w:r>
-          <w:rPr>
-            <w:rStyle w:val="Hyperlink"/>
-          </w:rPr>
-          <w:t xml:space="preserve">https://www.sas.com/</w:t>
-        </w:r>
-      </w:hyperlink>
-    </w:p>
-    <w:p>
-      <w:pPr>
-        <w:keepNext/>
-        <w:spacing w:after="40" w:before="140"/>
-      </w:pPr>
-      <w:r>
-        <w:rPr>
-          <w:b/>
-          <w:bCs/>
-        </w:rPr>
-        <w:t xml:space="preserve">Description:</w:t>
-      </w:r>
-    </w:p>
-    <w:p>
-      <w:pPr>
-        <w:spacing w:after="100"/>
-      </w:pPr>
-      <w:r>
-        <w:t xml:space="preserve">Ported Visuals (see UNC below) to the SAS Graphical User Interface System</w:t>
-      </w:r>
-    </w:p>
-    <w:p>
-      <w:pPr>
-        <w:pStyle w:val="Heading2"/>
-        <w:keepNext/>
-        <w:keepLines/>
-      </w:pPr>
-      <w:r>
-        <w:t xml:space="preserve">Software Engineer</w:t>
-      </w:r>
-    </w:p>
-    <w:p>
-      <w:pPr>
-        <w:keepNext/>
-        <w:spacing w:after="0"/>
-      </w:pPr>
-      <w:r>
-        <w:t xml:space="preserve">University of North Carolina | 05/1986 - 11/1986</w:t>
-      </w:r>
-    </w:p>
-    <w:p>
-      <w:pPr>
-        <w:keepNext/>
-        <w:spacing w:after="0"/>
-      </w:pPr>
-      <w:hyperlink w:history="1" r:id="rIdLink28">
-        <w:r>
-          <w:rPr>
-            <w:rStyle w:val="Hyperlink"/>
-          </w:rPr>
-          <w:t xml:space="preserve">https://www.unc.edu/</w:t>
-        </w:r>
-      </w:hyperlink>
-    </w:p>
-    <w:p>
-      <w:pPr>
-        <w:keepNext/>
-        <w:spacing w:after="40" w:before="140"/>
-      </w:pPr>
-      <w:r>
-        <w:rPr>
-          <w:b/>
-          <w:bCs/>
-        </w:rPr>
-        <w:t xml:space="preserve">Description:</w:t>
-      </w:r>
-    </w:p>
-    <w:p>
-      <w:pPr>
-        <w:spacing w:after="100"/>
-      </w:pPr>
-      <w:r>
-        <w:t xml:space="preserve">Assembled a local area network (LAN) and a system to digitize and manipulate video microscopic images for display in medical school classroom lab sessions</w:t>
-      </w:r>
-    </w:p>
-    <w:p>
-      <w:pPr>
-        <w:pStyle w:val="Heading2"/>
-        <w:keepNext/>
-        <w:keepLines/>
-      </w:pPr>
-      <w:r>
-        <w:t xml:space="preserve">Sole Software Engineer</w:t>
-      </w:r>
-    </w:p>
-    <w:p>
-      <w:pPr>
-        <w:keepNext/>
-        <w:spacing w:after="0"/>
-      </w:pPr>
-      <w:r>
-        <w:t xml:space="preserve">University of North Carolina | 05/1985 - 11/1986</w:t>
       </w:r>
     </w:p>
     <w:p>
@@ -4254,7 +4292,7 @@
         <w:spacing w:after="100"/>
       </w:pPr>
       <w:r>
-        <w:t xml:space="preserve">Wrote Visuals, an application that uses interactive 3D graphics animation to reveal meaning in multidimensional statistical data</w:t>
+        <w:t xml:space="preserve">For EGA/VGA graphics hardware, developed code that reproduces PGA 3D and 2D graphics hardware commands</w:t>
       </w:r>
     </w:p>
     <w:p>
@@ -4264,16 +4302,16 @@
         <w:keepLines/>
       </w:pPr>
       <w:r>
-        <w:t xml:space="preserve">Associate Public Policy Analyst</w:t>
-      </w:r>
-    </w:p>
-    <w:p>
-      <w:pPr>
-        <w:keepNext/>
-        <w:spacing w:after="0"/>
-      </w:pPr>
-      <w:r>
-        <w:t xml:space="preserve">Pacific Environmental Services, Inc | 01/1980 - 09/1982</w:t>
+        <w:t xml:space="preserve">Software Engineer</w:t>
+      </w:r>
+    </w:p>
+    <w:p>
+      <w:pPr>
+        <w:keepNext/>
+        <w:spacing w:after="0"/>
+      </w:pPr>
+      <w:r>
+        <w:t xml:space="preserve">Dupont Design Technologies, Inc. | 03/1988 - 11/1988</w:t>
       </w:r>
     </w:p>
     <w:p>
@@ -4294,42 +4332,31 @@
         <w:spacing w:after="100"/>
       </w:pPr>
       <w:r>
-        <w:t xml:space="preserve">Conducted regulatory technical analyses, managed preparation of technical business proposals, managed a waste brokerage program</w:t>
-      </w:r>
-    </w:p>
-    <w:p>
-      <w:pPr>
-        <w:pStyle w:val="Heading1"/>
-        <w:keepNext/>
-      </w:pPr>
-      <w:r>
-        <w:t xml:space="preserve">TESTIMONIALS</w:t>
-      </w:r>
-    </w:p>
-    <w:p>
-      <w:pPr>
-        <w:spacing w:after="100"/>
-      </w:pPr>
-      <w:r>
-        <w:t xml:space="preserve">"Doug is a brilliant front-end engineer who stands out for his exceptional professionalism, team-player attitude, and a strong sense of ownership. He goes out of his way to ensure that projects are delivered on time and to the highest possible standard. Doug is great at leading other developers and working across disciplines, he's an expert in prioritization and can dissect complex problems. His perfectionism and ability to set a great example for the team have been invaluable. I had the chance to work with Doug on multiple Web3 projects throughout the years and I would always look forward to an opportunity to work with him."</w:t>
-      </w:r>
-    </w:p>
-    <w:p>
-      <w:pPr>
-        <w:keepNext/>
-        <w:spacing w:after="0" w:before="260"/>
-      </w:pPr>
-      <w:r>
-        <w:rPr>
-          <w:b/>
-          <w:bCs/>
-        </w:rPr>
-        <w:t xml:space="preserve">Renç Korzay, Web3 Product Manager (Curve Labs)</w:t>
-      </w:r>
-    </w:p>
-    <w:p>
-      <w:pPr>
-        <w:keepNext w:val="false"/>
+        <w:t xml:space="preserve">Developed object-oriented, resolution-independent 2D graphics code, including airbrushes, framebuffer manager, and graphics hardware emulator</w:t>
+      </w:r>
+    </w:p>
+    <w:p>
+      <w:pPr>
+        <w:pStyle w:val="Heading2"/>
+        <w:keepNext/>
+        <w:keepLines/>
+      </w:pPr>
+      <w:r>
+        <w:t xml:space="preserve">Sole Software Engineer</w:t>
+      </w:r>
+    </w:p>
+    <w:p>
+      <w:pPr>
+        <w:keepNext/>
+        <w:spacing w:after="0"/>
+      </w:pPr>
+      <w:r>
+        <w:t xml:space="preserve">SAS Institute Inc. | 12/1986 - 05/1987</w:t>
+      </w:r>
+    </w:p>
+    <w:p>
+      <w:pPr>
+        <w:keepNext/>
         <w:spacing w:after="0"/>
       </w:pPr>
       <w:hyperlink w:history="1" r:id="rIdLink30">
@@ -4337,34 +4364,53 @@
           <w:rPr>
             <w:rStyle w:val="Hyperlink"/>
           </w:rPr>
-          <w:t xml:space="preserve">https://www.linkedin.com/in/renckorzay/</w:t>
+          <w:t xml:space="preserve">https://www.sas.com/</w:t>
         </w:r>
       </w:hyperlink>
     </w:p>
     <w:p>
       <w:pPr>
-        <w:spacing w:after="100" w:before="260"/>
-      </w:pPr>
-      <w:r>
-        <w:t xml:space="preserve">"It's rare that you come across standout talent like Doug. I hired Doug as an application developer in my analytics team at PSP. He was able to complete the development of complex data products with complex custom visualizations on time. I was particularly impressed by Doug’s ability to precisely understand business requirements effortlessly due to his extensive experience as well as being an amazing team player."</w:t>
-      </w:r>
-    </w:p>
-    <w:p>
-      <w:pPr>
-        <w:keepNext/>
-        <w:spacing w:after="0" w:before="260"/>
-      </w:pPr>
-      <w:r>
-        <w:rPr>
-          <w:b/>
-          <w:bCs/>
-        </w:rPr>
-        <w:t xml:space="preserve">Ghalem Ben Nouna, Senior Director of Data Management and Business Intelligence at Ivanhoé Cambridge (PSP Investments)</w:t>
-      </w:r>
-    </w:p>
-    <w:p>
-      <w:pPr>
-        <w:keepNext w:val="false"/>
+        <w:keepNext/>
+        <w:spacing w:after="40" w:before="140"/>
+      </w:pPr>
+      <w:r>
+        <w:rPr>
+          <w:b/>
+          <w:bCs/>
+        </w:rPr>
+        <w:t xml:space="preserve">Description:</w:t>
+      </w:r>
+    </w:p>
+    <w:p>
+      <w:pPr>
+        <w:spacing w:after="100"/>
+      </w:pPr>
+      <w:r>
+        <w:t xml:space="preserve">Ported Visuals (see UNC below) to the SAS Graphical User Interface System</w:t>
+      </w:r>
+    </w:p>
+    <w:p>
+      <w:pPr>
+        <w:pStyle w:val="Heading2"/>
+        <w:keepNext/>
+        <w:keepLines/>
+      </w:pPr>
+      <w:r>
+        <w:t xml:space="preserve">Software Engineer</w:t>
+      </w:r>
+    </w:p>
+    <w:p>
+      <w:pPr>
+        <w:keepNext/>
+        <w:spacing w:after="0"/>
+      </w:pPr>
+      <w:r>
+        <w:t xml:space="preserve">University of North Carolina | 05/1986 - 11/1986</w:t>
+      </w:r>
+    </w:p>
+    <w:p>
+      <w:pPr>
+        <w:keepNext/>
         <w:spacing w:after="0"/>
       </w:pPr>
       <w:hyperlink w:history="1" r:id="rIdLink31">
@@ -4372,34 +4418,53 @@
           <w:rPr>
             <w:rStyle w:val="Hyperlink"/>
           </w:rPr>
-          <w:t xml:space="preserve">https://www.linkedin.com/in/ghalem-ben-nouna-2356011/</w:t>
+          <w:t xml:space="preserve">https://www.unc.edu/</w:t>
         </w:r>
       </w:hyperlink>
     </w:p>
     <w:p>
       <w:pPr>
-        <w:spacing w:after="100" w:before="260"/>
-      </w:pPr>
-      <w:r>
-        <w:t xml:space="preserve">"I know Doug Kent both personally and professionally. I have had the great pleasure of working with him on several projects at multiple companies. These include industry changing applications like Shiftwise (healthcare staffing vendor management systems) and at large companies like GE . He is a highly reliable and methodical .NET web developer, and the best OO developer I've worked with. Doug works well solo and on teams and is an excellent communicator in both settings. On that point, he is an open and honest person and one who is not afraid to speak up (appropriately) when necessary. He is my go to .NET developer for these reasons, and also because he takes full ownership of his work; including peripheral dependencies, and will self manage through to completion."</w:t>
-      </w:r>
-    </w:p>
-    <w:p>
-      <w:pPr>
-        <w:keepNext/>
-        <w:spacing w:after="0" w:before="260"/>
-      </w:pPr>
-      <w:r>
-        <w:rPr>
-          <w:b/>
-          <w:bCs/>
-        </w:rPr>
-        <w:t xml:space="preserve">Ross Barbieri, Serial Entrepreneur, CTO and Software Development Manager (Shiftwise)</w:t>
-      </w:r>
-    </w:p>
-    <w:p>
-      <w:pPr>
-        <w:keepNext w:val="false"/>
+        <w:keepNext/>
+        <w:spacing w:after="40" w:before="140"/>
+      </w:pPr>
+      <w:r>
+        <w:rPr>
+          <w:b/>
+          <w:bCs/>
+        </w:rPr>
+        <w:t xml:space="preserve">Description:</w:t>
+      </w:r>
+    </w:p>
+    <w:p>
+      <w:pPr>
+        <w:spacing w:after="100"/>
+      </w:pPr>
+      <w:r>
+        <w:t xml:space="preserve">Assembled a local area network (LAN) and a system to digitize and manipulate video microscopic images for display in medical school classroom lab sessions</w:t>
+      </w:r>
+    </w:p>
+    <w:p>
+      <w:pPr>
+        <w:pStyle w:val="Heading2"/>
+        <w:keepNext/>
+        <w:keepLines/>
+      </w:pPr>
+      <w:r>
+        <w:t xml:space="preserve">Sole Software Engineer</w:t>
+      </w:r>
+    </w:p>
+    <w:p>
+      <w:pPr>
+        <w:keepNext/>
+        <w:spacing w:after="0"/>
+      </w:pPr>
+      <w:r>
+        <w:t xml:space="preserve">University of North Carolina | 05/1985 - 11/1986</w:t>
+      </w:r>
+    </w:p>
+    <w:p>
+      <w:pPr>
+        <w:keepNext/>
         <w:spacing w:after="0"/>
       </w:pPr>
       <w:hyperlink w:history="1" r:id="rIdLink32">
@@ -4407,134 +4472,69 @@
           <w:rPr>
             <w:rStyle w:val="Hyperlink"/>
           </w:rPr>
-          <w:t xml:space="preserve">https://www.linkedin.com/in/rosshere/</w:t>
+          <w:t xml:space="preserve">https://www.unc.edu/</w:t>
         </w:r>
       </w:hyperlink>
     </w:p>
     <w:p>
       <w:pPr>
-        <w:pStyle w:val="Heading1"/>
-        <w:keepNext/>
-      </w:pPr>
-      <w:r>
-        <w:t xml:space="preserve">WHAT YOU CAN EXPECT FROM ME</w:t>
-      </w:r>
-    </w:p>
-    <w:p>
-      <w:pPr>
-        <w:pStyle w:val="ListParagraph"/>
-        <w:numPr>
-          <w:ilvl w:val="0"/>
-          <w:numId w:val="1"/>
-        </w:numPr>
-        <w:spacing w:after="60"/>
-      </w:pPr>
-      <w:r>
-        <w:t xml:space="preserve">I have the maturity and experience to design, develop, coordinate, and lead a team from product conception to release.</w:t>
-      </w:r>
-    </w:p>
-    <w:p>
-      <w:pPr>
-        <w:pStyle w:val="ListParagraph"/>
-        <w:numPr>
-          <w:ilvl w:val="0"/>
-          <w:numId w:val="1"/>
-        </w:numPr>
-        <w:spacing w:after="60"/>
-      </w:pPr>
-      <w:r>
-        <w:t xml:space="preserve">I can put AI to work on real implementation while supplying what it lacks — the judgment, earned over decades, to recognize when a plausible-looking design is wrong.</w:t>
-      </w:r>
-    </w:p>
-    <w:p>
-      <w:pPr>
-        <w:pStyle w:val="ListParagraph"/>
-        <w:numPr>
-          <w:ilvl w:val="0"/>
-          <w:numId w:val="1"/>
-        </w:numPr>
-        <w:spacing w:after="60"/>
-      </w:pPr>
-      <w:r>
-        <w:t xml:space="preserve">I have the broad full-stack knowledge and self-starting mentality to single-handedly architect, design, implement, document, test and deploy an entire application.</w:t>
-      </w:r>
-    </w:p>
-    <w:p>
-      <w:pPr>
-        <w:pStyle w:val="ListParagraph"/>
-        <w:numPr>
-          <w:ilvl w:val="0"/>
-          <w:numId w:val="1"/>
-        </w:numPr>
-        <w:spacing w:after="60"/>
-      </w:pPr>
-      <w:r>
-        <w:t xml:space="preserve">I have worked with some of the best programmers and managers at some of the greatest software companies in the world.</w:t>
-      </w:r>
-    </w:p>
-    <w:p>
-      <w:pPr>
-        <w:pStyle w:val="ListParagraph"/>
-        <w:numPr>
-          <w:ilvl w:val="0"/>
-          <w:numId w:val="1"/>
-        </w:numPr>
-        <w:spacing w:after="60"/>
-      </w:pPr>
-      <w:r>
-        <w:t xml:space="preserve">I am a great team player, leader and communicator, fully embracing team diversity and cohesiveness.</w:t>
-      </w:r>
-    </w:p>
-    <w:p>
-      <w:pPr>
-        <w:pStyle w:val="ListParagraph"/>
-        <w:numPr>
-          <w:ilvl w:val="0"/>
-          <w:numId w:val="1"/>
-        </w:numPr>
-        <w:spacing w:after="60"/>
-      </w:pPr>
-      <w:r>
-        <w:t xml:space="preserve">I am creative and love solving challenging problems.</w:t>
-      </w:r>
-    </w:p>
-    <w:p>
-      <w:pPr>
-        <w:pStyle w:val="ListParagraph"/>
-        <w:numPr>
-          <w:ilvl w:val="0"/>
-          <w:numId w:val="1"/>
-        </w:numPr>
-        <w:spacing w:after="60"/>
-      </w:pPr>
-      <w:r>
-        <w:t xml:space="preserve">I enjoy mentoring anyone who seeks it.</w:t>
-      </w:r>
-    </w:p>
-    <w:p>
-      <w:pPr>
-        <w:pStyle w:val="ListParagraph"/>
-        <w:numPr>
-          <w:ilvl w:val="0"/>
-          <w:numId w:val="1"/>
-        </w:numPr>
-        <w:spacing w:after="60"/>
-      </w:pPr>
-      <w:r>
-        <w:t xml:space="preserve">I am reliable and honest: I speak truth to clients and colleagues.</w:t>
-      </w:r>
-    </w:p>
-    <w:p>
-      <w:pPr>
-        <w:pStyle w:val="ListParagraph"/>
-        <w:numPr>
-          <w:ilvl w:val="0"/>
-          <w:numId w:val="1"/>
-        </w:numPr>
-        <w:spacing w:after="60"/>
-      </w:pPr>
-      <w:r>
-        <w:t xml:space="preserve">I try to view situations from your point of view to anticipate your needs and assist you in building your antifragility.</w:t>
+        <w:keepNext/>
+        <w:spacing w:after="40" w:before="140"/>
+      </w:pPr>
+      <w:r>
+        <w:rPr>
+          <w:b/>
+          <w:bCs/>
+        </w:rPr>
+        <w:t xml:space="preserve">Description:</w:t>
+      </w:r>
+    </w:p>
+    <w:p>
+      <w:pPr>
+        <w:spacing w:after="100"/>
+      </w:pPr>
+      <w:r>
+        <w:t xml:space="preserve">Wrote Visuals, an application that uses interactive 3D graphics animation to reveal meaning in multidimensional statistical data</w:t>
+      </w:r>
+    </w:p>
+    <w:p>
+      <w:pPr>
+        <w:pStyle w:val="Heading2"/>
+        <w:keepNext/>
+        <w:keepLines/>
+      </w:pPr>
+      <w:r>
+        <w:t xml:space="preserve">Associate Public Policy Analyst</w:t>
+      </w:r>
+    </w:p>
+    <w:p>
+      <w:pPr>
+        <w:keepNext/>
+        <w:spacing w:after="0"/>
+      </w:pPr>
+      <w:r>
+        <w:t xml:space="preserve">Pacific Environmental Services, Inc | 01/1980 - 09/1982</w:t>
+      </w:r>
+    </w:p>
+    <w:p>
+      <w:pPr>
+        <w:keepNext/>
+        <w:spacing w:after="40" w:before="140"/>
+      </w:pPr>
+      <w:r>
+        <w:rPr>
+          <w:b/>
+          <w:bCs/>
+        </w:rPr>
+        <w:t xml:space="preserve">Description:</w:t>
+      </w:r>
+    </w:p>
+    <w:p>
+      <w:pPr>
+        <w:spacing w:after="100"/>
+      </w:pPr>
+      <w:r>
+        <w:t xml:space="preserve">Conducted regulatory technical analyses, managed preparation of technical business proposals, managed a waste brokerage program</w:t>
       </w:r>
     </w:p>
     <w:p>

--- a/src/static/resume.docx
+++ b/src/static/resume.docx
@@ -460,7 +460,7 @@
         <w:spacing w:after="100" w:before="260"/>
       </w:pPr>
       <w:r>
-        <w:t xml:space="preserve">"I know Doug Kent both personally and professionally. I have had the great pleasure of working with him on several projects at multiple companies. These include industry changing applications like Shiftwise (healthcare staffing vendor management systems) and at large companies like GE . He is a highly reliable and methodical .NET web developer, and the best OO developer I've worked with. Doug works well solo and on teams and is an excellent communicator in both settings. On that point, he is an open and honest person and one who is not afraid to speak up (appropriately) when necessary. He is my go to .NET developer for these reasons, and also because he takes full ownership of his work; including peripheral dependencies, and will self manage through to completion."</w:t>
+        <w:t xml:space="preserve">"I know Doug Kent both personally and professionally. I have had the great pleasure of working with him on several projects at multiple companies. These include industry changing applications like ShiftWise (healthcare staffing vendor management systems) and at large companies like GE . He is a highly reliable and methodical .NET web developer, and the best OO developer I've worked with. Doug works well solo and on teams and is an excellent communicator in both settings. On that point, he is an open and honest person and one who is not afraid to speak up (appropriately) when necessary. He is my go to .NET developer for these reasons, and also because he takes full ownership of his work; including peripheral dependencies, and will self manage through to completion."</w:t>
       </w:r>
     </w:p>
     <w:p>
@@ -473,7 +473,7 @@
           <w:b/>
           <w:bCs/>
         </w:rPr>
-        <w:t xml:space="preserve">Ross Barbieri, Serial Entrepreneur, CTO and Software Development Manager (Shiftwise)</w:t>
+        <w:t xml:space="preserve">Ross Barbieri, Serial Entrepreneur, CTO and Software Development Manager (ShiftWise)</w:t>
       </w:r>
     </w:p>
     <w:p>

--- a/src/static/resume.docx
+++ b/src/static/resume.docx
@@ -460,7 +460,7 @@
         <w:spacing w:after="100" w:before="260"/>
       </w:pPr>
       <w:r>
-        <w:t xml:space="preserve">"I know Doug Kent both personally and professionally. I have had the great pleasure of working with him on several projects at multiple companies. These include industry changing applications like ShiftWise (healthcare staffing vendor management systems) and at large companies like GE . He is a highly reliable and methodical .NET web developer, and the best OO developer I've worked with. Doug works well solo and on teams and is an excellent communicator in both settings. On that point, he is an open and honest person and one who is not afraid to speak up (appropriately) when necessary. He is my go to .NET developer for these reasons, and also because he takes full ownership of his work; including peripheral dependencies, and will self manage through to completion."</w:t>
+        <w:t xml:space="preserve">"I know Doug Kent both personally and professionally. I have had the great pleasure of working with him on several projects at multiple companies. These include industry changing applications like ShiftWise (healthcare staffing vendor management systems) and at large companies like GE. He is a highly reliable and methodical .NET web developer, and the best OO developer I've worked with. Doug works well solo and on teams and is an excellent communicator in both settings. On that point, he is an open and honest person and one who is not afraid to speak up (appropriately) when necessary. He is my go to .NET developer for these reasons, and also because he takes full ownership of his work; including peripheral dependencies, and will self manage through to completion."</w:t>
       </w:r>
     </w:p>
     <w:p>

--- a/src/static/resume.docx
+++ b/src/static/resume.docx
@@ -296,6 +296,19 @@
       </w:pPr>
       <w:r>
         <w:t xml:space="preserve">At Microsoft, I led a multi-disciplinary development team of 7 software engineers plus writers and graphic designers to produce a multimedia CD-ROM title for Windows. We delivered on time, meeting all quality goals.</w:t>
+      </w:r>
+    </w:p>
+    <w:p>
+      <w:pPr>
+        <w:pStyle w:val="ListParagraph"/>
+        <w:numPr>
+          <w:ilvl w:val="0"/>
+          <w:numId w:val="1"/>
+        </w:numPr>
+        <w:spacing w:after="60"/>
+      </w:pPr>
+      <w:r>
+        <w:t xml:space="preserve">Throughout my career, I have applied my expertise in decision and risk analysis to promote efficient, risk-aware, and antifragile decision-making.</w:t>
       </w:r>
     </w:p>
     <w:p>

--- a/src/static/resume.docx
+++ b/src/static/resume.docx
@@ -3867,7 +3867,7 @@
           <w:rPr>
             <w:rStyle w:val="Hyperlink"/>
           </w:rPr>
-          <w:t xml:space="preserve">https://www.microsoft.com/</w:t>
+          <w:t xml:space="preserve">https://www.microsoft.com</w:t>
         </w:r>
       </w:hyperlink>
     </w:p>
@@ -3921,7 +3921,7 @@
           <w:rPr>
             <w:rStyle w:val="Hyperlink"/>
           </w:rPr>
-          <w:t xml:space="preserve">https://www.microsoft.com/</w:t>
+          <w:t xml:space="preserve">https://www.microsoft.com</w:t>
         </w:r>
       </w:hyperlink>
     </w:p>
@@ -4041,7 +4041,7 @@
           <w:rPr>
             <w:rStyle w:val="Hyperlink"/>
           </w:rPr>
-          <w:t xml:space="preserve">https://www.microsoft.com/</w:t>
+          <w:t xml:space="preserve">https://www.microsoft.com</w:t>
         </w:r>
       </w:hyperlink>
     </w:p>

--- a/src/static/resume.docx
+++ b/src/static/resume.docx
@@ -1685,7 +1685,7 @@
         <w:spacing w:after="100"/>
       </w:pPr>
       <w:r>
-        <w:t xml:space="preserve">Led teams of 2-5 in the development of the frontends of multiple dApps running against the Ethereum blockchain focused on decentralized (DeFi) and regenerative finance (ReFi). Among others, led the development team for a ReFi dApp designed to emerge a regenerative, decentralized economic system for the sovereign island nation of Curaçao. Here are couple of sites: Prime Deals and Prime Launch.</w:t>
+        <w:t xml:space="preserve">Led teams of 2-5 in the development of the frontends of multiple dApps running against the Ethereum blockchain focused on decentralized (DeFi) and regenerative finance (ReFi). Among others, led the development team for a ReFi dApp designed to emerge a regenerative, decentralized economic system for the sovereign island nation of Curaçao.</w:t>
       </w:r>
     </w:p>
     <w:p>
@@ -1724,20 +1724,20 @@
         <w:spacing w:after="60"/>
       </w:pPr>
       <w:r>
-        <w:t xml:space="preserve">Coordinated a team of two and did the majority of coding of the dApp frontend of Prime Launch (https://launch.prime.xyz/)</w:t>
-      </w:r>
-    </w:p>
-    <w:p>
-      <w:pPr>
-        <w:pStyle w:val="ListParagraph"/>
-        <w:numPr>
-          <w:ilvl w:val="0"/>
-          <w:numId w:val="1"/>
-        </w:numPr>
-        <w:spacing w:after="60"/>
-      </w:pPr>
-      <w:r>
-        <w:t xml:space="preserve">Coordinated a team of five and did much of the coding of the dApp frontend of Prime Deals (https://deals.prime.xyz/)</w:t>
+        <w:t xml:space="preserve">Coordinated a team of two and did the majority of coding of the dApp frontend of Prime Launch (was https://launch.prime.xyz)</w:t>
+      </w:r>
+    </w:p>
+    <w:p>
+      <w:pPr>
+        <w:pStyle w:val="ListParagraph"/>
+        <w:numPr>
+          <w:ilvl w:val="0"/>
+          <w:numId w:val="1"/>
+        </w:numPr>
+        <w:spacing w:after="60"/>
+      </w:pPr>
+      <w:r>
+        <w:t xml:space="preserve">Coordinated a team of five and did much of the coding of the dApp frontend of Prime Deals (was https://deals.prime.xyz)</w:t>
       </w:r>
     </w:p>
     <w:p>
@@ -4171,7 +4171,7 @@
         <w:spacing w:after="100"/>
       </w:pPr>
       <w:r>
-        <w:t xml:space="preserve">On the Windows 3.1 team, developed software for File Manager, Packager, Paintbrush , Cardfile, and others</w:t>
+        <w:t xml:space="preserve">On the Windows 3.1 team, developed software for File Manager, Packager, Paintbrush, Cardfile, and others</w:t>
       </w:r>
     </w:p>
     <w:p>
